--- a/tillsyn/A 47886-2023 tillsynsbegäran.docx
+++ b/tillsyn/A 47886-2023 tillsynsbegäran.docx
@@ -505,7 +505,7 @@
     <w:r>
       <w:tab/>
       <w:tab/>
-      <w:t>2026-05-29</w:t>
+      <w:t>2026-05-30</w:t>
       <w:br/>
       <w:br/>
     </w:r>

--- a/tillsyn/A 47886-2023 tillsynsbegäran.docx
+++ b/tillsyn/A 47886-2023 tillsynsbegäran.docx
@@ -505,7 +505,7 @@
     <w:r>
       <w:tab/>
       <w:tab/>
-      <w:t>2026-05-30</w:t>
+      <w:t>2026-05-31</w:t>
       <w:br/>
       <w:br/>
     </w:r>

--- a/tillsyn/A 47886-2023 tillsynsbegäran.docx
+++ b/tillsyn/A 47886-2023 tillsynsbegäran.docx
@@ -505,7 +505,7 @@
     <w:r>
       <w:tab/>
       <w:tab/>
-      <w:t>2026-05-31</w:t>
+      <w:t>2026-06-01</w:t>
       <w:br/>
       <w:br/>
     </w:r>

--- a/tillsyn/A 47886-2023 tillsynsbegäran.docx
+++ b/tillsyn/A 47886-2023 tillsynsbegäran.docx
@@ -505,7 +505,7 @@
     <w:r>
       <w:tab/>
       <w:tab/>
-      <w:t>2026-06-01</w:t>
+      <w:t>2026-06-02</w:t>
       <w:br/>
       <w:br/>
     </w:r>

--- a/tillsyn/A 47886-2023 tillsynsbegäran.docx
+++ b/tillsyn/A 47886-2023 tillsynsbegäran.docx
@@ -505,7 +505,7 @@
     <w:r>
       <w:tab/>
       <w:tab/>
-      <w:t>2026-06-02</w:t>
+      <w:t>2026-06-03</w:t>
       <w:br/>
       <w:br/>
     </w:r>

--- a/tillsyn/A 47886-2023 tillsynsbegäran.docx
+++ b/tillsyn/A 47886-2023 tillsynsbegäran.docx
@@ -505,7 +505,7 @@
     <w:r>
       <w:tab/>
       <w:tab/>
-      <w:t>2026-06-03</w:t>
+      <w:t>2026-06-04</w:t>
       <w:br/>
       <w:br/>
     </w:r>

--- a/tillsyn/A 47886-2023 tillsynsbegäran.docx
+++ b/tillsyn/A 47886-2023 tillsynsbegäran.docx
@@ -505,7 +505,7 @@
     <w:r>
       <w:tab/>
       <w:tab/>
-      <w:t>2026-06-04</w:t>
+      <w:t>2026-06-05</w:t>
       <w:br/>
       <w:br/>
     </w:r>

--- a/tillsyn/A 47886-2023 tillsynsbegäran.docx
+++ b/tillsyn/A 47886-2023 tillsynsbegäran.docx
@@ -505,7 +505,7 @@
     <w:r>
       <w:tab/>
       <w:tab/>
-      <w:t>2026-06-05</w:t>
+      <w:t>2026-06-06</w:t>
       <w:br/>
       <w:br/>
     </w:r>

--- a/tillsyn/A 47886-2023 tillsynsbegäran.docx
+++ b/tillsyn/A 47886-2023 tillsynsbegäran.docx
@@ -505,7 +505,7 @@
     <w:r>
       <w:tab/>
       <w:tab/>
-      <w:t>2026-06-06</w:t>
+      <w:t>2026-06-07</w:t>
       <w:br/>
       <w:br/>
     </w:r>

--- a/tillsyn/A 47886-2023 tillsynsbegäran.docx
+++ b/tillsyn/A 47886-2023 tillsynsbegäran.docx
@@ -505,7 +505,7 @@
     <w:r>
       <w:tab/>
       <w:tab/>
-      <w:t>2026-06-07</w:t>
+      <w:t>2026-06-08</w:t>
       <w:br/>
       <w:br/>
     </w:r>

--- a/tillsyn/A 47886-2023 tillsynsbegäran.docx
+++ b/tillsyn/A 47886-2023 tillsynsbegäran.docx
@@ -505,7 +505,7 @@
     <w:r>
       <w:tab/>
       <w:tab/>
-      <w:t>2026-06-08</w:t>
+      <w:t>2026-06-09</w:t>
       <w:br/>
       <w:br/>
     </w:r>

--- a/tillsyn/A 47886-2023 tillsynsbegäran.docx
+++ b/tillsyn/A 47886-2023 tillsynsbegäran.docx
@@ -505,7 +505,7 @@
     <w:r>
       <w:tab/>
       <w:tab/>
-      <w:t>2026-06-09</w:t>
+      <w:t>2026-06-10</w:t>
       <w:br/>
       <w:br/>
     </w:r>

--- a/tillsyn/A 47886-2023 tillsynsbegäran.docx
+++ b/tillsyn/A 47886-2023 tillsynsbegäran.docx
@@ -505,7 +505,7 @@
     <w:r>
       <w:tab/>
       <w:tab/>
-      <w:t>2026-06-10</w:t>
+      <w:t>2026-06-11</w:t>
       <w:br/>
       <w:br/>
     </w:r>

--- a/tillsyn/A 47886-2023 tillsynsbegäran.docx
+++ b/tillsyn/A 47886-2023 tillsynsbegäran.docx
@@ -505,7 +505,7 @@
     <w:r>
       <w:tab/>
       <w:tab/>
-      <w:t>2026-06-11</w:t>
+      <w:t>2026-06-12</w:t>
       <w:br/>
       <w:br/>
     </w:r>

--- a/tillsyn/A 47886-2023 tillsynsbegäran.docx
+++ b/tillsyn/A 47886-2023 tillsynsbegäran.docx
@@ -505,7 +505,7 @@
     <w:r>
       <w:tab/>
       <w:tab/>
-      <w:t>2026-06-12</w:t>
+      <w:t>2026-06-13</w:t>
       <w:br/>
       <w:br/>
     </w:r>

--- a/tillsyn/A 47886-2023 tillsynsbegäran.docx
+++ b/tillsyn/A 47886-2023 tillsynsbegäran.docx
@@ -505,7 +505,7 @@
     <w:r>
       <w:tab/>
       <w:tab/>
-      <w:t>2026-06-15</w:t>
+      <w:t>2026-06-16</w:t>
       <w:br/>
       <w:br/>
     </w:r>

--- a/tillsyn/A 47886-2023 tillsynsbegäran.docx
+++ b/tillsyn/A 47886-2023 tillsynsbegäran.docx
@@ -505,7 +505,7 @@
     <w:r>
       <w:tab/>
       <w:tab/>
-      <w:t>2026-06-16</w:t>
+      <w:t>2026-06-17</w:t>
       <w:br/>
       <w:br/>
     </w:r>

--- a/tillsyn/A 47886-2023 tillsynsbegäran.docx
+++ b/tillsyn/A 47886-2023 tillsynsbegäran.docx
@@ -1,46 +1,21 @@
 
 <file path=word/document.xml><?xml version="1.0" encoding="utf-8"?>
-<w:document xmlns:wpc="http://schemas.microsoft.com/office/word/2010/wordprocessingCanvas" xmlns:cx="http://schemas.microsoft.com/office/drawing/2014/chartex" xmlns:cx1="http://schemas.microsoft.com/office/drawing/2015/9/8/chartex" xmlns:cx2="http://schemas.microsoft.com/office/drawing/2015/10/21/chartex" xmlns:cx3="http://schemas.microsoft.com/office/drawing/2016/5/9/chartex" xmlns:cx4="http://schemas.microsoft.com/office/drawing/2016/5/10/chartex" xmlns:cx5="http://schemas.microsoft.com/office/drawing/2016/5/11/chartex" xmlns:cx6="http://schemas.microsoft.com/office/drawing/2016/5/12/chartex" xmlns:cx7="http://schemas.microsoft.com/office/drawing/2016/5/13/chartex" xmlns:cx8="http://schemas.microsoft.com/office/drawing/2016/5/14/chartex" xmlns:mc="http://schemas.openxmlformats.org/markup-compatibility/2006" xmlns:aink="http://schemas.microsoft.com/office/drawing/2016/ink" xmlns:am3d="http://schemas.microsoft.com/office/drawing/2017/model3d" xmlns:o="urn:schemas-microsoft-com:office:office" xmlns:oel="http://schemas.microsoft.com/office/2019/extlst" xmlns:r="http://schemas.openxmlformats.org/officeDocument/2006/relationships" xmlns:m="http://schemas.openxmlformats.org/officeDocument/2006/math" xmlns:v="urn:schemas-microsoft-com:vml" xmlns:wp14="http://schemas.microsoft.com/office/word/2010/wordprocessingDrawing" xmlns:wp="http://schemas.openxmlformats.org/drawingml/2006/wordprocessingDrawing" xmlns:w10="urn:schemas-microsoft-com:office:word" xmlns:w="http://schemas.openxmlformats.org/wordprocessingml/2006/main" xmlns:w14="http://schemas.microsoft.com/office/word/2010/wordml" xmlns:w15="http://schemas.microsoft.com/office/word/2012/wordml" xmlns:w16cex="http://schemas.microsoft.com/office/word/2018/wordml/cex" xmlns:w16cid="http://schemas.microsoft.com/office/word/2016/wordml/cid" xmlns:w16="http://schemas.microsoft.com/office/word/2018/wordml" xmlns:w16sdtdh="http://schemas.microsoft.com/office/word/2020/wordml/sdtdatahash" xmlns:w16se="http://schemas.microsoft.com/office/word/2015/wordml/symex" xmlns:wpg="http://schemas.microsoft.com/office/word/2010/wordprocessingGroup" xmlns:wpi="http://schemas.microsoft.com/office/word/2010/wordprocessingInk" xmlns:wne="http://schemas.microsoft.com/office/word/2006/wordml" xmlns:wps="http://schemas.microsoft.com/office/word/2010/wordprocessingShape" mc:Ignorable="w14 w15 w16se w16cid w16 w16cex w16sdtdh wp14">
+<w:document xmlns:wpc="http://schemas.microsoft.com/office/word/2010/wordprocessingCanvas" xmlns:cx="http://schemas.microsoft.com/office/drawing/2014/chartex" xmlns:cx1="http://schemas.microsoft.com/office/drawing/2015/9/8/chartex" xmlns:cx2="http://schemas.microsoft.com/office/drawing/2015/10/21/chartex" xmlns:cx3="http://schemas.microsoft.com/office/drawing/2016/5/9/chartex" xmlns:cx4="http://schemas.microsoft.com/office/drawing/2016/5/10/chartex" xmlns:cx5="http://schemas.microsoft.com/office/drawing/2016/5/11/chartex" xmlns:cx6="http://schemas.microsoft.com/office/drawing/2016/5/12/chartex" xmlns:cx7="http://schemas.microsoft.com/office/drawing/2016/5/13/chartex" xmlns:cx8="http://schemas.microsoft.com/office/drawing/2016/5/14/chartex" xmlns:mc="http://schemas.openxmlformats.org/markup-compatibility/2006" xmlns:aink="http://schemas.microsoft.com/office/drawing/2016/ink" xmlns:am3d="http://schemas.microsoft.com/office/drawing/2017/model3d" xmlns:o="urn:schemas-microsoft-com:office:office" xmlns:oel="http://schemas.microsoft.com/office/2019/extlst" xmlns:r="http://schemas.openxmlformats.org/officeDocument/2006/relationships" xmlns:m="http://schemas.openxmlformats.org/officeDocument/2006/math" xmlns:v="urn:schemas-microsoft-com:vml" xmlns:wp14="http://schemas.microsoft.com/office/word/2010/wordprocessingDrawing" xmlns:wp="http://schemas.openxmlformats.org/drawingml/2006/wordprocessingDrawing" xmlns:w10="urn:schemas-microsoft-com:office:word" xmlns:w="http://schemas.openxmlformats.org/wordprocessingml/2006/main" xmlns:w14="http://schemas.microsoft.com/office/word/2010/wordml" xmlns:w15="http://schemas.microsoft.com/office/word/2012/wordml" xmlns:w16cex="http://schemas.microsoft.com/office/word/2018/wordml/cex" xmlns:w16cid="http://schemas.microsoft.com/office/word/2016/wordml/cid" xmlns:w16="http://schemas.microsoft.com/office/word/2018/wordml" xmlns:w16du="http://schemas.microsoft.com/office/word/2023/wordml/word16du" xmlns:w16sdtdh="http://schemas.microsoft.com/office/word/2020/wordml/sdtdatahash" xmlns:w16sdtfl="http://schemas.microsoft.com/office/word/2024/wordml/sdtformatlock" xmlns:w16se="http://schemas.microsoft.com/office/word/2015/wordml/symex" xmlns:wpg="http://schemas.microsoft.com/office/word/2010/wordprocessingGroup" xmlns:wpi="http://schemas.microsoft.com/office/word/2010/wordprocessingInk" xmlns:wne="http://schemas.microsoft.com/office/word/2006/wordml" xmlns:wps="http://schemas.microsoft.com/office/word/2010/wordprocessingShape" mc:Ignorable="w14 w15 w16se w16cid w16 w16cex w16sdtdh w16sdtfl w16du wp14">
   <w:body>
     <w:p>
       <w:pPr>
         <w:pStyle w:val="Title"/>
       </w:pPr>
       <w:r>
-        <w:t>Tillsynsbegäran – information om höga naturvärden i avverkningsanmälan A 47886-2023 i Katrineholms kommun</w:t>
+        <w:t>Tillsynsbegäran – information om höga naturvärden och fridlysta arter i avverkningsanmälan A 47886-2023 i Katrineholms kommun</w:t>
       </w:r>
     </w:p>
     <w:p>
       <w:r>
-        <w:t>Detta dokument behandlar höga naturvärden i avverkningsanmälan A 47886-2023 i Katrineholms kommun. Denna avverkningsanmälan inkom 2023-10-05 00:00:00 och omfattar 22,0 ha.</w:t>
+        <w:t>Detta dokument behandlar höga naturvärden i avverkningsanmälan A 47886-2023 i Katrineholms kommun som inkom 2023-10-05 och omfattar 22,0 ha.</w:t>
       </w:r>
-    </w:p>
-    <w:p>
       <w:r>
-        <w:t>Vi begär härmed att Skogsstyrelsen fattar beslut enligt miljöbalken som säkerställer att skogens höga naturvärden bevaras samt säkerställer att EU-lagstiftning efterlevs och att artskyddsbrott förhindras. Vi önskar även ta del av de ställningstaganden och beslut som myndigheterna meddelar till följd av aktuell avverkningsanmälan och föreningens inlaga (se 34 § förvaltningslagen).</w:t>
-      </w:r>
-    </w:p>
-    <w:p>
-      <w:r>
-        <w:t>Nedan beskrivs fynd av naturvårdsarter som gjorts i det avverkningsanmälda området. I BILAGA 1 finns artfakta om rödlistade arter.</w:t>
-      </w:r>
-    </w:p>
-    <w:p>
-      <w:pPr>
-        <w:pStyle w:val="Heading1"/>
-      </w:pPr>
-      <w:r>
-        <w:t>Naturvårdsarter</w:t>
-      </w:r>
-    </w:p>
-    <w:p>
-      <w:r>
-        <w:t>I avverkningsanmälan har följande 4 naturvårdsarter hittats: tallticka (NT), björksplintborre (S), jättesvampmal (S) och mindre märgborre (S). Av dessa är 1 rödlistade. För rödlistade arter har rödlistekategorin angivits inom parentes. Arter som är signalarter enligt Skogsstyrelsen har markerats med (S).</w:t>
-      </w:r>
-    </w:p>
-    <w:p>
-      <w:r>
-        <w:t>De påträffade naturvårdsarterna är ett tydligt kvitto på att detta rör sig om en skog med höga naturvärden. I Figur 1 visas en karta över det avverkningsanmälda området, där samtliga fyndplatser för naturvårdsarter som finns registrerade på Artportalen har markerats.</w:t>
+        <w:t xml:space="preserve"> I Figur 1 visas fyndplatser för naturvårdsarter i området, som finns registrerade på Artportalen.</w:t>
       </w:r>
     </w:p>
     <w:p>
@@ -50,7 +25,7 @@
       <w:r>
         <w:drawing>
           <wp:inline xmlns:a="http://schemas.openxmlformats.org/drawingml/2006/main" xmlns:pic="http://schemas.openxmlformats.org/drawingml/2006/picture">
-            <wp:extent cx="5486400" cy="3059043"/>
+            <wp:extent cx="5486400" cy="3844251"/>
             <wp:docPr id="1" name="Picture 1"/>
             <wp:cNvGraphicFramePr>
               <a:graphicFrameLocks noChangeAspect="1"/>
@@ -71,7 +46,7 @@
                   <pic:spPr>
                     <a:xfrm>
                       <a:off x="0" y="0"/>
-                      <a:ext cx="5486400" cy="3059043"/>
+                      <a:ext cx="5486400" cy="3844251"/>
                     </a:xfrm>
                     <a:prstGeom prst="rect"/>
                   </pic:spPr>
@@ -85,9 +60,64 @@
     <w:p>
       <w:pPr>
         <w:pStyle w:val="Caption"/>
+        <w:spacing w:after="240"/>
       </w:pPr>
       <w:r>
-        <w:t>Figur 1. Fyndplatser för naturvårdsarter i det avverkningsanmälda området (röd linje). Markörer utan svart kant är placerade på fyndplatsen. Markörer med svart kant är placerade vid sidan av fyndplatsen och har ett svart streck som visar fyndplatsens exakta position. Kartans mittpunktskoordinat är N 6531494, E 573806 i SWEREF 99 TM.</w:t>
+        <w:t>Figur 1. Fyndplatser för naturvårdsarter i och inom 24 meter från avverkningsanmälan (röd linje). Inom parentes anges rödlistekategorier, S för signalarter, Tför typiska arter och fridlysningsparagrafer i artskyddsförordningen.Markörer utan svart kant är placerade på fyndplatsen. Markörer med svart kant är placerade vid sidan av fyndplatsen och har ett svart streck som visar fyndplatsens exakta position. Kartans mittpunktskoordinat är N 6531494, E 573806 i SWEREF 99 TM.</w:t>
+      </w:r>
+    </w:p>
+    <w:p>
+      <w:r>
+        <w:t>Vi begär härmed att Skogsstyrelsen fattar beslut enligt miljöbalken som säkerställer att skogens höga naturvärden bevaras samt att EU-lagstiftning efterlevs och att artskyddsbrott förhindras.</w:t>
+      </w:r>
+    </w:p>
+    <w:p>
+      <w:r>
+        <w:t>Vi önskar även ta del av de ställningstaganden och beslut som myndigheten meddelar till följd av aktuell avverkningsanmälan och föreningens inlaga (se 34 § förvaltningslagen).</w:t>
+      </w:r>
+    </w:p>
+    <w:p>
+      <w:r>
+        <w:t>Nedan beskrivs fynd av naturvårdsarter och fridlysta arter som gjorts i det avverkningsanmälda området. I BILAGA 1 finns artfakta om rödlistade arter.</w:t>
+      </w:r>
+    </w:p>
+    <w:p>
+      <w:pPr>
+        <w:pStyle w:val="Heading1"/>
+      </w:pPr>
+      <w:r>
+        <w:t>Naturvårdsarter</w:t>
+      </w:r>
+    </w:p>
+    <w:p>
+      <w:r>
+        <w:t>I och inom 24 meter från avverkningsanmälan har följande 5 naturvårdsarter hittats: tallticka (NT, T), björksplintborre (S), jättesvampmal (S), mindre märgborre (S, T) och fläcknycklar (§8). Av dessa är 1 rödlistade. För rödlistade arter har rödlistekategorin angivits inom parentes. Arter som är signalarter enligt Skogsstyrelsen har markerats med (S). Typiska arter inom Natura 2000 som är kopplade till skogsekosystem har markerats med (T). För fridlysta arter anges även paragrafen i Artskyddsförordningen som arten är fridlyst enligt.</w:t>
+      </w:r>
+    </w:p>
+    <w:p>
+      <w:r>
+        <w:t>De påträffade naturvårdsarterna är ett tydligt kvitto på att det rör sig om en skog med höga naturvärden.</w:t>
+      </w:r>
+    </w:p>
+    <w:p>
+      <w:pPr>
+        <w:pStyle w:val="Heading2"/>
+      </w:pPr>
+      <w:r>
+        <w:t>Fridlysta arter</w:t>
+      </w:r>
+    </w:p>
+    <w:p>
+      <w:r>
+        <w:t>Följande fridlysta arter har sina livsmiljöer och växtplatser i den avverkningsanmälda skogen: fläcknycklar (§8).</w:t>
+      </w:r>
+    </w:p>
+    <w:p>
+      <w:pPr>
+        <w:pStyle w:val="Heading2"/>
+      </w:pPr>
+      <w:r>
+        <w:t>Övriga naturvårdsarter</w:t>
       </w:r>
     </w:p>
     <w:p>
@@ -395,7 +425,7 @@
 </file>
 
 <file path=word/endnotes.xml><?xml version="1.0" encoding="utf-8"?>
-<w:endnotes xmlns:wpc="http://schemas.microsoft.com/office/word/2010/wordprocessingCanvas" xmlns:cx="http://schemas.microsoft.com/office/drawing/2014/chartex" xmlns:cx1="http://schemas.microsoft.com/office/drawing/2015/9/8/chartex" xmlns:cx2="http://schemas.microsoft.com/office/drawing/2015/10/21/chartex" xmlns:cx3="http://schemas.microsoft.com/office/drawing/2016/5/9/chartex" xmlns:cx4="http://schemas.microsoft.com/office/drawing/2016/5/10/chartex" xmlns:cx5="http://schemas.microsoft.com/office/drawing/2016/5/11/chartex" xmlns:cx6="http://schemas.microsoft.com/office/drawing/2016/5/12/chartex" xmlns:cx7="http://schemas.microsoft.com/office/drawing/2016/5/13/chartex" xmlns:cx8="http://schemas.microsoft.com/office/drawing/2016/5/14/chartex" xmlns:mc="http://schemas.openxmlformats.org/markup-compatibility/2006" xmlns:aink="http://schemas.microsoft.com/office/drawing/2016/ink" xmlns:am3d="http://schemas.microsoft.com/office/drawing/2017/model3d" xmlns:o="urn:schemas-microsoft-com:office:office" xmlns:oel="http://schemas.microsoft.com/office/2019/extlst" xmlns:r="http://schemas.openxmlformats.org/officeDocument/2006/relationships" xmlns:m="http://schemas.openxmlformats.org/officeDocument/2006/math" xmlns:v="urn:schemas-microsoft-com:vml" xmlns:wp14="http://schemas.microsoft.com/office/word/2010/wordprocessingDrawing" xmlns:wp="http://schemas.openxmlformats.org/drawingml/2006/wordprocessingDrawing" xmlns:w10="urn:schemas-microsoft-com:office:word" xmlns:w="http://schemas.openxmlformats.org/wordprocessingml/2006/main" xmlns:w14="http://schemas.microsoft.com/office/word/2010/wordml" xmlns:w15="http://schemas.microsoft.com/office/word/2012/wordml" xmlns:w16cex="http://schemas.microsoft.com/office/word/2018/wordml/cex" xmlns:w16cid="http://schemas.microsoft.com/office/word/2016/wordml/cid" xmlns:w16="http://schemas.microsoft.com/office/word/2018/wordml" xmlns:w16sdtdh="http://schemas.microsoft.com/office/word/2020/wordml/sdtdatahash" xmlns:w16se="http://schemas.microsoft.com/office/word/2015/wordml/symex" xmlns:wpg="http://schemas.microsoft.com/office/word/2010/wordprocessingGroup" xmlns:wpi="http://schemas.microsoft.com/office/word/2010/wordprocessingInk" xmlns:wne="http://schemas.microsoft.com/office/word/2006/wordml" xmlns:wps="http://schemas.microsoft.com/office/word/2010/wordprocessingShape" mc:Ignorable="w14 w15 w16se w16cid w16 w16cex w16sdtdh wp14">
+<w:endnotes xmlns:wpc="http://schemas.microsoft.com/office/word/2010/wordprocessingCanvas" xmlns:cx="http://schemas.microsoft.com/office/drawing/2014/chartex" xmlns:cx1="http://schemas.microsoft.com/office/drawing/2015/9/8/chartex" xmlns:cx2="http://schemas.microsoft.com/office/drawing/2015/10/21/chartex" xmlns:cx3="http://schemas.microsoft.com/office/drawing/2016/5/9/chartex" xmlns:cx4="http://schemas.microsoft.com/office/drawing/2016/5/10/chartex" xmlns:cx5="http://schemas.microsoft.com/office/drawing/2016/5/11/chartex" xmlns:cx6="http://schemas.microsoft.com/office/drawing/2016/5/12/chartex" xmlns:cx7="http://schemas.microsoft.com/office/drawing/2016/5/13/chartex" xmlns:cx8="http://schemas.microsoft.com/office/drawing/2016/5/14/chartex" xmlns:mc="http://schemas.openxmlformats.org/markup-compatibility/2006" xmlns:aink="http://schemas.microsoft.com/office/drawing/2016/ink" xmlns:am3d="http://schemas.microsoft.com/office/drawing/2017/model3d" xmlns:o="urn:schemas-microsoft-com:office:office" xmlns:oel="http://schemas.microsoft.com/office/2019/extlst" xmlns:r="http://schemas.openxmlformats.org/officeDocument/2006/relationships" xmlns:m="http://schemas.openxmlformats.org/officeDocument/2006/math" xmlns:v="urn:schemas-microsoft-com:vml" xmlns:wp14="http://schemas.microsoft.com/office/word/2010/wordprocessingDrawing" xmlns:wp="http://schemas.openxmlformats.org/drawingml/2006/wordprocessingDrawing" xmlns:w10="urn:schemas-microsoft-com:office:word" xmlns:w="http://schemas.openxmlformats.org/wordprocessingml/2006/main" xmlns:w14="http://schemas.microsoft.com/office/word/2010/wordml" xmlns:w15="http://schemas.microsoft.com/office/word/2012/wordml" xmlns:w16cex="http://schemas.microsoft.com/office/word/2018/wordml/cex" xmlns:w16cid="http://schemas.microsoft.com/office/word/2016/wordml/cid" xmlns:w16="http://schemas.microsoft.com/office/word/2018/wordml" xmlns:w16du="http://schemas.microsoft.com/office/word/2023/wordml/word16du" xmlns:w16sdtdh="http://schemas.microsoft.com/office/word/2020/wordml/sdtdatahash" xmlns:w16sdtfl="http://schemas.microsoft.com/office/word/2024/wordml/sdtformatlock" xmlns:w16se="http://schemas.microsoft.com/office/word/2015/wordml/symex" xmlns:wpg="http://schemas.microsoft.com/office/word/2010/wordprocessingGroup" xmlns:wpi="http://schemas.microsoft.com/office/word/2010/wordprocessingInk" xmlns:wne="http://schemas.microsoft.com/office/word/2006/wordml" xmlns:wps="http://schemas.microsoft.com/office/word/2010/wordprocessingShape" mc:Ignorable="w14 w15 w16se w16cid w16 w16cex w16sdtdh w16sdtfl w16du wp14">
   <w:endnote w:type="separator" w:id="-1">
     <w:p>
       <w:pPr>
@@ -420,7 +450,7 @@
 </file>
 
 <file path=word/footer1.xml><?xml version="1.0" encoding="utf-8"?>
-<w:ftr xmlns:wpc="http://schemas.microsoft.com/office/word/2010/wordprocessingCanvas" xmlns:cx="http://schemas.microsoft.com/office/drawing/2014/chartex" xmlns:cx1="http://schemas.microsoft.com/office/drawing/2015/9/8/chartex" xmlns:cx2="http://schemas.microsoft.com/office/drawing/2015/10/21/chartex" xmlns:cx3="http://schemas.microsoft.com/office/drawing/2016/5/9/chartex" xmlns:cx4="http://schemas.microsoft.com/office/drawing/2016/5/10/chartex" xmlns:cx5="http://schemas.microsoft.com/office/drawing/2016/5/11/chartex" xmlns:cx6="http://schemas.microsoft.com/office/drawing/2016/5/12/chartex" xmlns:cx7="http://schemas.microsoft.com/office/drawing/2016/5/13/chartex" xmlns:cx8="http://schemas.microsoft.com/office/drawing/2016/5/14/chartex" xmlns:mc="http://schemas.openxmlformats.org/markup-compatibility/2006" xmlns:aink="http://schemas.microsoft.com/office/drawing/2016/ink" xmlns:am3d="http://schemas.microsoft.com/office/drawing/2017/model3d" xmlns:o="urn:schemas-microsoft-com:office:office" xmlns:oel="http://schemas.microsoft.com/office/2019/extlst" xmlns:r="http://schemas.openxmlformats.org/officeDocument/2006/relationships" xmlns:m="http://schemas.openxmlformats.org/officeDocument/2006/math" xmlns:v="urn:schemas-microsoft-com:vml" xmlns:wp14="http://schemas.microsoft.com/office/word/2010/wordprocessingDrawing" xmlns:wp="http://schemas.openxmlformats.org/drawingml/2006/wordprocessingDrawing" xmlns:w10="urn:schemas-microsoft-com:office:word" xmlns:w="http://schemas.openxmlformats.org/wordprocessingml/2006/main" xmlns:w14="http://schemas.microsoft.com/office/word/2010/wordml" xmlns:w15="http://schemas.microsoft.com/office/word/2012/wordml" xmlns:w16cex="http://schemas.microsoft.com/office/word/2018/wordml/cex" xmlns:w16cid="http://schemas.microsoft.com/office/word/2016/wordml/cid" xmlns:w16="http://schemas.microsoft.com/office/word/2018/wordml" xmlns:w16sdtdh="http://schemas.microsoft.com/office/word/2020/wordml/sdtdatahash" xmlns:w16se="http://schemas.microsoft.com/office/word/2015/wordml/symex" xmlns:wpg="http://schemas.microsoft.com/office/word/2010/wordprocessingGroup" xmlns:wpi="http://schemas.microsoft.com/office/word/2010/wordprocessingInk" xmlns:wne="http://schemas.microsoft.com/office/word/2006/wordml" xmlns:wps="http://schemas.microsoft.com/office/word/2010/wordprocessingShape" mc:Ignorable="w14 w15 w16se w16cid w16 w16cex w16sdtdh wp14">
+<w:ftr xmlns:wpc="http://schemas.microsoft.com/office/word/2010/wordprocessingCanvas" xmlns:cx="http://schemas.microsoft.com/office/drawing/2014/chartex" xmlns:cx1="http://schemas.microsoft.com/office/drawing/2015/9/8/chartex" xmlns:cx2="http://schemas.microsoft.com/office/drawing/2015/10/21/chartex" xmlns:cx3="http://schemas.microsoft.com/office/drawing/2016/5/9/chartex" xmlns:cx4="http://schemas.microsoft.com/office/drawing/2016/5/10/chartex" xmlns:cx5="http://schemas.microsoft.com/office/drawing/2016/5/11/chartex" xmlns:cx6="http://schemas.microsoft.com/office/drawing/2016/5/12/chartex" xmlns:cx7="http://schemas.microsoft.com/office/drawing/2016/5/13/chartex" xmlns:cx8="http://schemas.microsoft.com/office/drawing/2016/5/14/chartex" xmlns:mc="http://schemas.openxmlformats.org/markup-compatibility/2006" xmlns:aink="http://schemas.microsoft.com/office/drawing/2016/ink" xmlns:am3d="http://schemas.microsoft.com/office/drawing/2017/model3d" xmlns:o="urn:schemas-microsoft-com:office:office" xmlns:oel="http://schemas.microsoft.com/office/2019/extlst" xmlns:r="http://schemas.openxmlformats.org/officeDocument/2006/relationships" xmlns:m="http://schemas.openxmlformats.org/officeDocument/2006/math" xmlns:v="urn:schemas-microsoft-com:vml" xmlns:wp14="http://schemas.microsoft.com/office/word/2010/wordprocessingDrawing" xmlns:wp="http://schemas.openxmlformats.org/drawingml/2006/wordprocessingDrawing" xmlns:w10="urn:schemas-microsoft-com:office:word" xmlns:w="http://schemas.openxmlformats.org/wordprocessingml/2006/main" xmlns:w14="http://schemas.microsoft.com/office/word/2010/wordml" xmlns:w15="http://schemas.microsoft.com/office/word/2012/wordml" xmlns:w16cex="http://schemas.microsoft.com/office/word/2018/wordml/cex" xmlns:w16cid="http://schemas.microsoft.com/office/word/2016/wordml/cid" xmlns:w16="http://schemas.microsoft.com/office/word/2018/wordml" xmlns:w16du="http://schemas.microsoft.com/office/word/2023/wordml/word16du" xmlns:w16sdtdh="http://schemas.microsoft.com/office/word/2020/wordml/sdtdatahash" xmlns:w16sdtfl="http://schemas.microsoft.com/office/word/2024/wordml/sdtformatlock" xmlns:w16se="http://schemas.microsoft.com/office/word/2015/wordml/symex" xmlns:wpg="http://schemas.microsoft.com/office/word/2010/wordprocessingGroup" xmlns:wpi="http://schemas.microsoft.com/office/word/2010/wordprocessingInk" xmlns:wne="http://schemas.microsoft.com/office/word/2006/wordml" xmlns:wps="http://schemas.microsoft.com/office/word/2010/wordprocessingShape" mc:Ignorable="w14 w15 w16se w16cid w16 w16cex w16sdtdh w16sdtfl w16du wp14">
   <w:p>
     <w:pPr>
       <w:pStyle w:val="Footer"/>
@@ -430,7 +460,7 @@
 </file>
 
 <file path=word/footer2.xml><?xml version="1.0" encoding="utf-8"?>
-<w:ftr xmlns:wpc="http://schemas.microsoft.com/office/word/2010/wordprocessingCanvas" xmlns:cx="http://schemas.microsoft.com/office/drawing/2014/chartex" xmlns:cx1="http://schemas.microsoft.com/office/drawing/2015/9/8/chartex" xmlns:cx2="http://schemas.microsoft.com/office/drawing/2015/10/21/chartex" xmlns:cx3="http://schemas.microsoft.com/office/drawing/2016/5/9/chartex" xmlns:cx4="http://schemas.microsoft.com/office/drawing/2016/5/10/chartex" xmlns:cx5="http://schemas.microsoft.com/office/drawing/2016/5/11/chartex" xmlns:cx6="http://schemas.microsoft.com/office/drawing/2016/5/12/chartex" xmlns:cx7="http://schemas.microsoft.com/office/drawing/2016/5/13/chartex" xmlns:cx8="http://schemas.microsoft.com/office/drawing/2016/5/14/chartex" xmlns:mc="http://schemas.openxmlformats.org/markup-compatibility/2006" xmlns:aink="http://schemas.microsoft.com/office/drawing/2016/ink" xmlns:am3d="http://schemas.microsoft.com/office/drawing/2017/model3d" xmlns:o="urn:schemas-microsoft-com:office:office" xmlns:oel="http://schemas.microsoft.com/office/2019/extlst" xmlns:r="http://schemas.openxmlformats.org/officeDocument/2006/relationships" xmlns:m="http://schemas.openxmlformats.org/officeDocument/2006/math" xmlns:v="urn:schemas-microsoft-com:vml" xmlns:wp14="http://schemas.microsoft.com/office/word/2010/wordprocessingDrawing" xmlns:wp="http://schemas.openxmlformats.org/drawingml/2006/wordprocessingDrawing" xmlns:w10="urn:schemas-microsoft-com:office:word" xmlns:w="http://schemas.openxmlformats.org/wordprocessingml/2006/main" xmlns:w14="http://schemas.microsoft.com/office/word/2010/wordml" xmlns:w15="http://schemas.microsoft.com/office/word/2012/wordml" xmlns:w16cex="http://schemas.microsoft.com/office/word/2018/wordml/cex" xmlns:w16cid="http://schemas.microsoft.com/office/word/2016/wordml/cid" xmlns:w16="http://schemas.microsoft.com/office/word/2018/wordml" xmlns:w16sdtdh="http://schemas.microsoft.com/office/word/2020/wordml/sdtdatahash" xmlns:w16se="http://schemas.microsoft.com/office/word/2015/wordml/symex" xmlns:wpg="http://schemas.microsoft.com/office/word/2010/wordprocessingGroup" xmlns:wpi="http://schemas.microsoft.com/office/word/2010/wordprocessingInk" xmlns:wne="http://schemas.microsoft.com/office/word/2006/wordml" xmlns:wps="http://schemas.microsoft.com/office/word/2010/wordprocessingShape" mc:Ignorable="w14 w15 w16se w16cid w16 w16cex w16sdtdh wp14">
+<w:ftr xmlns:wpc="http://schemas.microsoft.com/office/word/2010/wordprocessingCanvas" xmlns:cx="http://schemas.microsoft.com/office/drawing/2014/chartex" xmlns:cx1="http://schemas.microsoft.com/office/drawing/2015/9/8/chartex" xmlns:cx2="http://schemas.microsoft.com/office/drawing/2015/10/21/chartex" xmlns:cx3="http://schemas.microsoft.com/office/drawing/2016/5/9/chartex" xmlns:cx4="http://schemas.microsoft.com/office/drawing/2016/5/10/chartex" xmlns:cx5="http://schemas.microsoft.com/office/drawing/2016/5/11/chartex" xmlns:cx6="http://schemas.microsoft.com/office/drawing/2016/5/12/chartex" xmlns:cx7="http://schemas.microsoft.com/office/drawing/2016/5/13/chartex" xmlns:cx8="http://schemas.microsoft.com/office/drawing/2016/5/14/chartex" xmlns:mc="http://schemas.openxmlformats.org/markup-compatibility/2006" xmlns:aink="http://schemas.microsoft.com/office/drawing/2016/ink" xmlns:am3d="http://schemas.microsoft.com/office/drawing/2017/model3d" xmlns:o="urn:schemas-microsoft-com:office:office" xmlns:oel="http://schemas.microsoft.com/office/2019/extlst" xmlns:r="http://schemas.openxmlformats.org/officeDocument/2006/relationships" xmlns:m="http://schemas.openxmlformats.org/officeDocument/2006/math" xmlns:v="urn:schemas-microsoft-com:vml" xmlns:wp14="http://schemas.microsoft.com/office/word/2010/wordprocessingDrawing" xmlns:wp="http://schemas.openxmlformats.org/drawingml/2006/wordprocessingDrawing" xmlns:w10="urn:schemas-microsoft-com:office:word" xmlns:w="http://schemas.openxmlformats.org/wordprocessingml/2006/main" xmlns:w14="http://schemas.microsoft.com/office/word/2010/wordml" xmlns:w15="http://schemas.microsoft.com/office/word/2012/wordml" xmlns:w16cex="http://schemas.microsoft.com/office/word/2018/wordml/cex" xmlns:w16cid="http://schemas.microsoft.com/office/word/2016/wordml/cid" xmlns:w16="http://schemas.microsoft.com/office/word/2018/wordml" xmlns:w16du="http://schemas.microsoft.com/office/word/2023/wordml/word16du" xmlns:w16sdtdh="http://schemas.microsoft.com/office/word/2020/wordml/sdtdatahash" xmlns:w16sdtfl="http://schemas.microsoft.com/office/word/2024/wordml/sdtformatlock" xmlns:w16se="http://schemas.microsoft.com/office/word/2015/wordml/symex" xmlns:wpg="http://schemas.microsoft.com/office/word/2010/wordprocessingGroup" xmlns:wpi="http://schemas.microsoft.com/office/word/2010/wordprocessingInk" xmlns:wne="http://schemas.microsoft.com/office/word/2006/wordml" xmlns:wps="http://schemas.microsoft.com/office/word/2010/wordprocessingShape" mc:Ignorable="w14 w15 w16se w16cid w16 w16cex w16sdtdh w16sdtfl w16du wp14">
   <w:p>
     <w:pPr>
       <w:pStyle w:val="Footer"/>
@@ -440,7 +470,7 @@
 </file>
 
 <file path=word/footer3.xml><?xml version="1.0" encoding="utf-8"?>
-<w:ftr xmlns:wpc="http://schemas.microsoft.com/office/word/2010/wordprocessingCanvas" xmlns:cx="http://schemas.microsoft.com/office/drawing/2014/chartex" xmlns:cx1="http://schemas.microsoft.com/office/drawing/2015/9/8/chartex" xmlns:cx2="http://schemas.microsoft.com/office/drawing/2015/10/21/chartex" xmlns:cx3="http://schemas.microsoft.com/office/drawing/2016/5/9/chartex" xmlns:cx4="http://schemas.microsoft.com/office/drawing/2016/5/10/chartex" xmlns:cx5="http://schemas.microsoft.com/office/drawing/2016/5/11/chartex" xmlns:cx6="http://schemas.microsoft.com/office/drawing/2016/5/12/chartex" xmlns:cx7="http://schemas.microsoft.com/office/drawing/2016/5/13/chartex" xmlns:cx8="http://schemas.microsoft.com/office/drawing/2016/5/14/chartex" xmlns:mc="http://schemas.openxmlformats.org/markup-compatibility/2006" xmlns:aink="http://schemas.microsoft.com/office/drawing/2016/ink" xmlns:am3d="http://schemas.microsoft.com/office/drawing/2017/model3d" xmlns:o="urn:schemas-microsoft-com:office:office" xmlns:oel="http://schemas.microsoft.com/office/2019/extlst" xmlns:r="http://schemas.openxmlformats.org/officeDocument/2006/relationships" xmlns:m="http://schemas.openxmlformats.org/officeDocument/2006/math" xmlns:v="urn:schemas-microsoft-com:vml" xmlns:wp14="http://schemas.microsoft.com/office/word/2010/wordprocessingDrawing" xmlns:wp="http://schemas.openxmlformats.org/drawingml/2006/wordprocessingDrawing" xmlns:w10="urn:schemas-microsoft-com:office:word" xmlns:w="http://schemas.openxmlformats.org/wordprocessingml/2006/main" xmlns:w14="http://schemas.microsoft.com/office/word/2010/wordml" xmlns:w15="http://schemas.microsoft.com/office/word/2012/wordml" xmlns:w16cex="http://schemas.microsoft.com/office/word/2018/wordml/cex" xmlns:w16cid="http://schemas.microsoft.com/office/word/2016/wordml/cid" xmlns:w16="http://schemas.microsoft.com/office/word/2018/wordml" xmlns:w16sdtdh="http://schemas.microsoft.com/office/word/2020/wordml/sdtdatahash" xmlns:w16se="http://schemas.microsoft.com/office/word/2015/wordml/symex" xmlns:wpg="http://schemas.microsoft.com/office/word/2010/wordprocessingGroup" xmlns:wpi="http://schemas.microsoft.com/office/word/2010/wordprocessingInk" xmlns:wne="http://schemas.microsoft.com/office/word/2006/wordml" xmlns:wps="http://schemas.microsoft.com/office/word/2010/wordprocessingShape" mc:Ignorable="w14 w15 w16se w16cid w16 w16cex w16sdtdh wp14">
+<w:ftr xmlns:wpc="http://schemas.microsoft.com/office/word/2010/wordprocessingCanvas" xmlns:cx="http://schemas.microsoft.com/office/drawing/2014/chartex" xmlns:cx1="http://schemas.microsoft.com/office/drawing/2015/9/8/chartex" xmlns:cx2="http://schemas.microsoft.com/office/drawing/2015/10/21/chartex" xmlns:cx3="http://schemas.microsoft.com/office/drawing/2016/5/9/chartex" xmlns:cx4="http://schemas.microsoft.com/office/drawing/2016/5/10/chartex" xmlns:cx5="http://schemas.microsoft.com/office/drawing/2016/5/11/chartex" xmlns:cx6="http://schemas.microsoft.com/office/drawing/2016/5/12/chartex" xmlns:cx7="http://schemas.microsoft.com/office/drawing/2016/5/13/chartex" xmlns:cx8="http://schemas.microsoft.com/office/drawing/2016/5/14/chartex" xmlns:mc="http://schemas.openxmlformats.org/markup-compatibility/2006" xmlns:aink="http://schemas.microsoft.com/office/drawing/2016/ink" xmlns:am3d="http://schemas.microsoft.com/office/drawing/2017/model3d" xmlns:o="urn:schemas-microsoft-com:office:office" xmlns:oel="http://schemas.microsoft.com/office/2019/extlst" xmlns:r="http://schemas.openxmlformats.org/officeDocument/2006/relationships" xmlns:m="http://schemas.openxmlformats.org/officeDocument/2006/math" xmlns:v="urn:schemas-microsoft-com:vml" xmlns:wp14="http://schemas.microsoft.com/office/word/2010/wordprocessingDrawing" xmlns:wp="http://schemas.openxmlformats.org/drawingml/2006/wordprocessingDrawing" xmlns:w10="urn:schemas-microsoft-com:office:word" xmlns:w="http://schemas.openxmlformats.org/wordprocessingml/2006/main" xmlns:w14="http://schemas.microsoft.com/office/word/2010/wordml" xmlns:w15="http://schemas.microsoft.com/office/word/2012/wordml" xmlns:w16cex="http://schemas.microsoft.com/office/word/2018/wordml/cex" xmlns:w16cid="http://schemas.microsoft.com/office/word/2016/wordml/cid" xmlns:w16="http://schemas.microsoft.com/office/word/2018/wordml" xmlns:w16du="http://schemas.microsoft.com/office/word/2023/wordml/word16du" xmlns:w16sdtdh="http://schemas.microsoft.com/office/word/2020/wordml/sdtdatahash" xmlns:w16sdtfl="http://schemas.microsoft.com/office/word/2024/wordml/sdtformatlock" xmlns:w16se="http://schemas.microsoft.com/office/word/2015/wordml/symex" xmlns:wpg="http://schemas.microsoft.com/office/word/2010/wordprocessingGroup" xmlns:wpi="http://schemas.microsoft.com/office/word/2010/wordprocessingInk" xmlns:wne="http://schemas.microsoft.com/office/word/2006/wordml" xmlns:wps="http://schemas.microsoft.com/office/word/2010/wordprocessingShape" mc:Ignorable="w14 w15 w16se w16cid w16 w16cex w16sdtdh w16sdtfl w16du wp14">
   <w:p>
     <w:pPr>
       <w:pStyle w:val="Footer"/>
@@ -450,7 +480,7 @@
 </file>
 
 <file path=word/footnotes.xml><?xml version="1.0" encoding="utf-8"?>
-<w:footnotes xmlns:wpc="http://schemas.microsoft.com/office/word/2010/wordprocessingCanvas" xmlns:cx="http://schemas.microsoft.com/office/drawing/2014/chartex" xmlns:cx1="http://schemas.microsoft.com/office/drawing/2015/9/8/chartex" xmlns:cx2="http://schemas.microsoft.com/office/drawing/2015/10/21/chartex" xmlns:cx3="http://schemas.microsoft.com/office/drawing/2016/5/9/chartex" xmlns:cx4="http://schemas.microsoft.com/office/drawing/2016/5/10/chartex" xmlns:cx5="http://schemas.microsoft.com/office/drawing/2016/5/11/chartex" xmlns:cx6="http://schemas.microsoft.com/office/drawing/2016/5/12/chartex" xmlns:cx7="http://schemas.microsoft.com/office/drawing/2016/5/13/chartex" xmlns:cx8="http://schemas.microsoft.com/office/drawing/2016/5/14/chartex" xmlns:mc="http://schemas.openxmlformats.org/markup-compatibility/2006" xmlns:aink="http://schemas.microsoft.com/office/drawing/2016/ink" xmlns:am3d="http://schemas.microsoft.com/office/drawing/2017/model3d" xmlns:o="urn:schemas-microsoft-com:office:office" xmlns:oel="http://schemas.microsoft.com/office/2019/extlst" xmlns:r="http://schemas.openxmlformats.org/officeDocument/2006/relationships" xmlns:m="http://schemas.openxmlformats.org/officeDocument/2006/math" xmlns:v="urn:schemas-microsoft-com:vml" xmlns:wp14="http://schemas.microsoft.com/office/word/2010/wordprocessingDrawing" xmlns:wp="http://schemas.openxmlformats.org/drawingml/2006/wordprocessingDrawing" xmlns:w10="urn:schemas-microsoft-com:office:word" xmlns:w="http://schemas.openxmlformats.org/wordprocessingml/2006/main" xmlns:w14="http://schemas.microsoft.com/office/word/2010/wordml" xmlns:w15="http://schemas.microsoft.com/office/word/2012/wordml" xmlns:w16cex="http://schemas.microsoft.com/office/word/2018/wordml/cex" xmlns:w16cid="http://schemas.microsoft.com/office/word/2016/wordml/cid" xmlns:w16="http://schemas.microsoft.com/office/word/2018/wordml" xmlns:w16sdtdh="http://schemas.microsoft.com/office/word/2020/wordml/sdtdatahash" xmlns:w16se="http://schemas.microsoft.com/office/word/2015/wordml/symex" xmlns:wpg="http://schemas.microsoft.com/office/word/2010/wordprocessingGroup" xmlns:wpi="http://schemas.microsoft.com/office/word/2010/wordprocessingInk" xmlns:wne="http://schemas.microsoft.com/office/word/2006/wordml" xmlns:wps="http://schemas.microsoft.com/office/word/2010/wordprocessingShape" mc:Ignorable="w14 w15 w16se w16cid w16 w16cex w16sdtdh wp14">
+<w:footnotes xmlns:wpc="http://schemas.microsoft.com/office/word/2010/wordprocessingCanvas" xmlns:cx="http://schemas.microsoft.com/office/drawing/2014/chartex" xmlns:cx1="http://schemas.microsoft.com/office/drawing/2015/9/8/chartex" xmlns:cx2="http://schemas.microsoft.com/office/drawing/2015/10/21/chartex" xmlns:cx3="http://schemas.microsoft.com/office/drawing/2016/5/9/chartex" xmlns:cx4="http://schemas.microsoft.com/office/drawing/2016/5/10/chartex" xmlns:cx5="http://schemas.microsoft.com/office/drawing/2016/5/11/chartex" xmlns:cx6="http://schemas.microsoft.com/office/drawing/2016/5/12/chartex" xmlns:cx7="http://schemas.microsoft.com/office/drawing/2016/5/13/chartex" xmlns:cx8="http://schemas.microsoft.com/office/drawing/2016/5/14/chartex" xmlns:mc="http://schemas.openxmlformats.org/markup-compatibility/2006" xmlns:aink="http://schemas.microsoft.com/office/drawing/2016/ink" xmlns:am3d="http://schemas.microsoft.com/office/drawing/2017/model3d" xmlns:o="urn:schemas-microsoft-com:office:office" xmlns:oel="http://schemas.microsoft.com/office/2019/extlst" xmlns:r="http://schemas.openxmlformats.org/officeDocument/2006/relationships" xmlns:m="http://schemas.openxmlformats.org/officeDocument/2006/math" xmlns:v="urn:schemas-microsoft-com:vml" xmlns:wp14="http://schemas.microsoft.com/office/word/2010/wordprocessingDrawing" xmlns:wp="http://schemas.openxmlformats.org/drawingml/2006/wordprocessingDrawing" xmlns:w10="urn:schemas-microsoft-com:office:word" xmlns:w="http://schemas.openxmlformats.org/wordprocessingml/2006/main" xmlns:w14="http://schemas.microsoft.com/office/word/2010/wordml" xmlns:w15="http://schemas.microsoft.com/office/word/2012/wordml" xmlns:w16cex="http://schemas.microsoft.com/office/word/2018/wordml/cex" xmlns:w16cid="http://schemas.microsoft.com/office/word/2016/wordml/cid" xmlns:w16="http://schemas.microsoft.com/office/word/2018/wordml" xmlns:w16du="http://schemas.microsoft.com/office/word/2023/wordml/word16du" xmlns:w16sdtdh="http://schemas.microsoft.com/office/word/2020/wordml/sdtdatahash" xmlns:w16sdtfl="http://schemas.microsoft.com/office/word/2024/wordml/sdtformatlock" xmlns:w16se="http://schemas.microsoft.com/office/word/2015/wordml/symex" xmlns:wpg="http://schemas.microsoft.com/office/word/2010/wordprocessingGroup" xmlns:wpi="http://schemas.microsoft.com/office/word/2010/wordprocessingInk" xmlns:wne="http://schemas.microsoft.com/office/word/2006/wordml" xmlns:wps="http://schemas.microsoft.com/office/word/2010/wordprocessingShape" mc:Ignorable="w14 w15 w16se w16cid w16 w16cex w16sdtdh w16sdtfl w16du wp14">
   <w:footnote w:type="separator" w:id="-1">
     <w:p>
       <w:pPr>
@@ -475,7 +505,7 @@
 </file>
 
 <file path=word/header1.xml><?xml version="1.0" encoding="utf-8"?>
-<w:hdr xmlns:wpc="http://schemas.microsoft.com/office/word/2010/wordprocessingCanvas" xmlns:cx="http://schemas.microsoft.com/office/drawing/2014/chartex" xmlns:cx1="http://schemas.microsoft.com/office/drawing/2015/9/8/chartex" xmlns:cx2="http://schemas.microsoft.com/office/drawing/2015/10/21/chartex" xmlns:cx3="http://schemas.microsoft.com/office/drawing/2016/5/9/chartex" xmlns:cx4="http://schemas.microsoft.com/office/drawing/2016/5/10/chartex" xmlns:cx5="http://schemas.microsoft.com/office/drawing/2016/5/11/chartex" xmlns:cx6="http://schemas.microsoft.com/office/drawing/2016/5/12/chartex" xmlns:cx7="http://schemas.microsoft.com/office/drawing/2016/5/13/chartex" xmlns:cx8="http://schemas.microsoft.com/office/drawing/2016/5/14/chartex" xmlns:mc="http://schemas.openxmlformats.org/markup-compatibility/2006" xmlns:aink="http://schemas.microsoft.com/office/drawing/2016/ink" xmlns:am3d="http://schemas.microsoft.com/office/drawing/2017/model3d" xmlns:o="urn:schemas-microsoft-com:office:office" xmlns:oel="http://schemas.microsoft.com/office/2019/extlst" xmlns:r="http://schemas.openxmlformats.org/officeDocument/2006/relationships" xmlns:m="http://schemas.openxmlformats.org/officeDocument/2006/math" xmlns:v="urn:schemas-microsoft-com:vml" xmlns:wp14="http://schemas.microsoft.com/office/word/2010/wordprocessingDrawing" xmlns:wp="http://schemas.openxmlformats.org/drawingml/2006/wordprocessingDrawing" xmlns:w10="urn:schemas-microsoft-com:office:word" xmlns:w="http://schemas.openxmlformats.org/wordprocessingml/2006/main" xmlns:w14="http://schemas.microsoft.com/office/word/2010/wordml" xmlns:w15="http://schemas.microsoft.com/office/word/2012/wordml" xmlns:w16cex="http://schemas.microsoft.com/office/word/2018/wordml/cex" xmlns:w16cid="http://schemas.microsoft.com/office/word/2016/wordml/cid" xmlns:w16="http://schemas.microsoft.com/office/word/2018/wordml" xmlns:w16sdtdh="http://schemas.microsoft.com/office/word/2020/wordml/sdtdatahash" xmlns:w16se="http://schemas.microsoft.com/office/word/2015/wordml/symex" xmlns:wpg="http://schemas.microsoft.com/office/word/2010/wordprocessingGroup" xmlns:wpi="http://schemas.microsoft.com/office/word/2010/wordprocessingInk" xmlns:wne="http://schemas.microsoft.com/office/word/2006/wordml" xmlns:wps="http://schemas.microsoft.com/office/word/2010/wordprocessingShape" mc:Ignorable="w14 w15 w16se w16cid w16 w16cex w16sdtdh wp14">
+<w:hdr xmlns:wpc="http://schemas.microsoft.com/office/word/2010/wordprocessingCanvas" xmlns:cx="http://schemas.microsoft.com/office/drawing/2014/chartex" xmlns:cx1="http://schemas.microsoft.com/office/drawing/2015/9/8/chartex" xmlns:cx2="http://schemas.microsoft.com/office/drawing/2015/10/21/chartex" xmlns:cx3="http://schemas.microsoft.com/office/drawing/2016/5/9/chartex" xmlns:cx4="http://schemas.microsoft.com/office/drawing/2016/5/10/chartex" xmlns:cx5="http://schemas.microsoft.com/office/drawing/2016/5/11/chartex" xmlns:cx6="http://schemas.microsoft.com/office/drawing/2016/5/12/chartex" xmlns:cx7="http://schemas.microsoft.com/office/drawing/2016/5/13/chartex" xmlns:cx8="http://schemas.microsoft.com/office/drawing/2016/5/14/chartex" xmlns:mc="http://schemas.openxmlformats.org/markup-compatibility/2006" xmlns:aink="http://schemas.microsoft.com/office/drawing/2016/ink" xmlns:am3d="http://schemas.microsoft.com/office/drawing/2017/model3d" xmlns:o="urn:schemas-microsoft-com:office:office" xmlns:oel="http://schemas.microsoft.com/office/2019/extlst" xmlns:r="http://schemas.openxmlformats.org/officeDocument/2006/relationships" xmlns:m="http://schemas.openxmlformats.org/officeDocument/2006/math" xmlns:v="urn:schemas-microsoft-com:vml" xmlns:wp14="http://schemas.microsoft.com/office/word/2010/wordprocessingDrawing" xmlns:wp="http://schemas.openxmlformats.org/drawingml/2006/wordprocessingDrawing" xmlns:w10="urn:schemas-microsoft-com:office:word" xmlns:w="http://schemas.openxmlformats.org/wordprocessingml/2006/main" xmlns:w14="http://schemas.microsoft.com/office/word/2010/wordml" xmlns:w15="http://schemas.microsoft.com/office/word/2012/wordml" xmlns:w16cex="http://schemas.microsoft.com/office/word/2018/wordml/cex" xmlns:w16cid="http://schemas.microsoft.com/office/word/2016/wordml/cid" xmlns:w16="http://schemas.microsoft.com/office/word/2018/wordml" xmlns:w16du="http://schemas.microsoft.com/office/word/2023/wordml/word16du" xmlns:w16sdtdh="http://schemas.microsoft.com/office/word/2020/wordml/sdtdatahash" xmlns:w16sdtfl="http://schemas.microsoft.com/office/word/2024/wordml/sdtformatlock" xmlns:w16se="http://schemas.microsoft.com/office/word/2015/wordml/symex" xmlns:wpg="http://schemas.microsoft.com/office/word/2010/wordprocessingGroup" xmlns:wpi="http://schemas.microsoft.com/office/word/2010/wordprocessingInk" xmlns:wne="http://schemas.microsoft.com/office/word/2006/wordml" xmlns:wps="http://schemas.microsoft.com/office/word/2010/wordprocessingShape" mc:Ignorable="w14 w15 w16se w16cid w16 w16cex w16sdtdh w16sdtfl w16du wp14">
   <w:p>
     <w:pPr>
       <w:pStyle w:val="Header"/>
@@ -485,7 +515,7 @@
 </file>
 
 <file path=word/header2.xml><?xml version="1.0" encoding="utf-8"?>
-<w:hdr xmlns:wpc="http://schemas.microsoft.com/office/word/2010/wordprocessingCanvas" xmlns:cx="http://schemas.microsoft.com/office/drawing/2014/chartex" xmlns:cx1="http://schemas.microsoft.com/office/drawing/2015/9/8/chartex" xmlns:cx2="http://schemas.microsoft.com/office/drawing/2015/10/21/chartex" xmlns:cx3="http://schemas.microsoft.com/office/drawing/2016/5/9/chartex" xmlns:cx4="http://schemas.microsoft.com/office/drawing/2016/5/10/chartex" xmlns:cx5="http://schemas.microsoft.com/office/drawing/2016/5/11/chartex" xmlns:cx6="http://schemas.microsoft.com/office/drawing/2016/5/12/chartex" xmlns:cx7="http://schemas.microsoft.com/office/drawing/2016/5/13/chartex" xmlns:cx8="http://schemas.microsoft.com/office/drawing/2016/5/14/chartex" xmlns:mc="http://schemas.openxmlformats.org/markup-compatibility/2006" xmlns:aink="http://schemas.microsoft.com/office/drawing/2016/ink" xmlns:am3d="http://schemas.microsoft.com/office/drawing/2017/model3d" xmlns:o="urn:schemas-microsoft-com:office:office" xmlns:oel="http://schemas.microsoft.com/office/2019/extlst" xmlns:r="http://schemas.openxmlformats.org/officeDocument/2006/relationships" xmlns:m="http://schemas.openxmlformats.org/officeDocument/2006/math" xmlns:v="urn:schemas-microsoft-com:vml" xmlns:wp14="http://schemas.microsoft.com/office/word/2010/wordprocessingDrawing" xmlns:wp="http://schemas.openxmlformats.org/drawingml/2006/wordprocessingDrawing" xmlns:w10="urn:schemas-microsoft-com:office:word" xmlns:w="http://schemas.openxmlformats.org/wordprocessingml/2006/main" xmlns:w14="http://schemas.microsoft.com/office/word/2010/wordml" xmlns:w15="http://schemas.microsoft.com/office/word/2012/wordml" xmlns:w16cex="http://schemas.microsoft.com/office/word/2018/wordml/cex" xmlns:w16cid="http://schemas.microsoft.com/office/word/2016/wordml/cid" xmlns:w16="http://schemas.microsoft.com/office/word/2018/wordml" xmlns:w16sdtdh="http://schemas.microsoft.com/office/word/2020/wordml/sdtdatahash" xmlns:w16se="http://schemas.microsoft.com/office/word/2015/wordml/symex" xmlns:wpg="http://schemas.microsoft.com/office/word/2010/wordprocessingGroup" xmlns:wpi="http://schemas.microsoft.com/office/word/2010/wordprocessingInk" xmlns:wne="http://schemas.microsoft.com/office/word/2006/wordml" xmlns:wps="http://schemas.microsoft.com/office/word/2010/wordprocessingShape" mc:Ignorable="w14 w15 w16se w16cid w16 w16cex w16sdtdh wp14">
+<w:hdr xmlns:wpc="http://schemas.microsoft.com/office/word/2010/wordprocessingCanvas" xmlns:cx="http://schemas.microsoft.com/office/drawing/2014/chartex" xmlns:cx1="http://schemas.microsoft.com/office/drawing/2015/9/8/chartex" xmlns:cx2="http://schemas.microsoft.com/office/drawing/2015/10/21/chartex" xmlns:cx3="http://schemas.microsoft.com/office/drawing/2016/5/9/chartex" xmlns:cx4="http://schemas.microsoft.com/office/drawing/2016/5/10/chartex" xmlns:cx5="http://schemas.microsoft.com/office/drawing/2016/5/11/chartex" xmlns:cx6="http://schemas.microsoft.com/office/drawing/2016/5/12/chartex" xmlns:cx7="http://schemas.microsoft.com/office/drawing/2016/5/13/chartex" xmlns:cx8="http://schemas.microsoft.com/office/drawing/2016/5/14/chartex" xmlns:mc="http://schemas.openxmlformats.org/markup-compatibility/2006" xmlns:aink="http://schemas.microsoft.com/office/drawing/2016/ink" xmlns:am3d="http://schemas.microsoft.com/office/drawing/2017/model3d" xmlns:o="urn:schemas-microsoft-com:office:office" xmlns:oel="http://schemas.microsoft.com/office/2019/extlst" xmlns:r="http://schemas.openxmlformats.org/officeDocument/2006/relationships" xmlns:m="http://schemas.openxmlformats.org/officeDocument/2006/math" xmlns:v="urn:schemas-microsoft-com:vml" xmlns:wp14="http://schemas.microsoft.com/office/word/2010/wordprocessingDrawing" xmlns:wp="http://schemas.openxmlformats.org/drawingml/2006/wordprocessingDrawing" xmlns:w10="urn:schemas-microsoft-com:office:word" xmlns:w="http://schemas.openxmlformats.org/wordprocessingml/2006/main" xmlns:w14="http://schemas.microsoft.com/office/word/2010/wordml" xmlns:w15="http://schemas.microsoft.com/office/word/2012/wordml" xmlns:w16cex="http://schemas.microsoft.com/office/word/2018/wordml/cex" xmlns:w16cid="http://schemas.microsoft.com/office/word/2016/wordml/cid" xmlns:w16="http://schemas.microsoft.com/office/word/2018/wordml" xmlns:w16du="http://schemas.microsoft.com/office/word/2023/wordml/word16du" xmlns:w16sdtdh="http://schemas.microsoft.com/office/word/2020/wordml/sdtdatahash" xmlns:w16sdtfl="http://schemas.microsoft.com/office/word/2024/wordml/sdtformatlock" xmlns:w16se="http://schemas.microsoft.com/office/word/2015/wordml/symex" xmlns:wpg="http://schemas.microsoft.com/office/word/2010/wordprocessingGroup" xmlns:wpi="http://schemas.microsoft.com/office/word/2010/wordprocessingInk" xmlns:wne="http://schemas.microsoft.com/office/word/2006/wordml" xmlns:wps="http://schemas.microsoft.com/office/word/2010/wordprocessingShape" mc:Ignorable="w14 w15 w16se w16cid w16 w16cex w16sdtdh w16sdtfl w16du wp14">
   <w:p>
     <w:pPr>
       <w:pStyle w:val="Header"/>
@@ -496,7 +526,7 @@
 </file>
 
 <file path=word/header3.xml><?xml version="1.0" encoding="utf-8"?>
-<w:hdr xmlns:wpc="http://schemas.microsoft.com/office/word/2010/wordprocessingCanvas" xmlns:cx="http://schemas.microsoft.com/office/drawing/2014/chartex" xmlns:cx1="http://schemas.microsoft.com/office/drawing/2015/9/8/chartex" xmlns:cx2="http://schemas.microsoft.com/office/drawing/2015/10/21/chartex" xmlns:cx3="http://schemas.microsoft.com/office/drawing/2016/5/9/chartex" xmlns:cx4="http://schemas.microsoft.com/office/drawing/2016/5/10/chartex" xmlns:cx5="http://schemas.microsoft.com/office/drawing/2016/5/11/chartex" xmlns:cx6="http://schemas.microsoft.com/office/drawing/2016/5/12/chartex" xmlns:cx7="http://schemas.microsoft.com/office/drawing/2016/5/13/chartex" xmlns:cx8="http://schemas.microsoft.com/office/drawing/2016/5/14/chartex" xmlns:mc="http://schemas.openxmlformats.org/markup-compatibility/2006" xmlns:aink="http://schemas.microsoft.com/office/drawing/2016/ink" xmlns:am3d="http://schemas.microsoft.com/office/drawing/2017/model3d" xmlns:o="urn:schemas-microsoft-com:office:office" xmlns:oel="http://schemas.microsoft.com/office/2019/extlst" xmlns:r="http://schemas.openxmlformats.org/officeDocument/2006/relationships" xmlns:m="http://schemas.openxmlformats.org/officeDocument/2006/math" xmlns:v="urn:schemas-microsoft-com:vml" xmlns:wp14="http://schemas.microsoft.com/office/word/2010/wordprocessingDrawing" xmlns:wp="http://schemas.openxmlformats.org/drawingml/2006/wordprocessingDrawing" xmlns:w10="urn:schemas-microsoft-com:office:word" xmlns:w="http://schemas.openxmlformats.org/wordprocessingml/2006/main" xmlns:w14="http://schemas.microsoft.com/office/word/2010/wordml" xmlns:w15="http://schemas.microsoft.com/office/word/2012/wordml" xmlns:w16cex="http://schemas.microsoft.com/office/word/2018/wordml/cex" xmlns:w16cid="http://schemas.microsoft.com/office/word/2016/wordml/cid" xmlns:w16="http://schemas.microsoft.com/office/word/2018/wordml" xmlns:w16sdtdh="http://schemas.microsoft.com/office/word/2020/wordml/sdtdatahash" xmlns:w16se="http://schemas.microsoft.com/office/word/2015/wordml/symex" xmlns:wpg="http://schemas.microsoft.com/office/word/2010/wordprocessingGroup" xmlns:wpi="http://schemas.microsoft.com/office/word/2010/wordprocessingInk" xmlns:wne="http://schemas.microsoft.com/office/word/2006/wordml" xmlns:wps="http://schemas.microsoft.com/office/word/2010/wordprocessingShape" mc:Ignorable="w14 w15 w16se w16cid w16 w16cex w16sdtdh wp14">
+<w:hdr xmlns:wpc="http://schemas.microsoft.com/office/word/2010/wordprocessingCanvas" xmlns:cx="http://schemas.microsoft.com/office/drawing/2014/chartex" xmlns:cx1="http://schemas.microsoft.com/office/drawing/2015/9/8/chartex" xmlns:cx2="http://schemas.microsoft.com/office/drawing/2015/10/21/chartex" xmlns:cx3="http://schemas.microsoft.com/office/drawing/2016/5/9/chartex" xmlns:cx4="http://schemas.microsoft.com/office/drawing/2016/5/10/chartex" xmlns:cx5="http://schemas.microsoft.com/office/drawing/2016/5/11/chartex" xmlns:cx6="http://schemas.microsoft.com/office/drawing/2016/5/12/chartex" xmlns:cx7="http://schemas.microsoft.com/office/drawing/2016/5/13/chartex" xmlns:cx8="http://schemas.microsoft.com/office/drawing/2016/5/14/chartex" xmlns:mc="http://schemas.openxmlformats.org/markup-compatibility/2006" xmlns:aink="http://schemas.microsoft.com/office/drawing/2016/ink" xmlns:am3d="http://schemas.microsoft.com/office/drawing/2017/model3d" xmlns:o="urn:schemas-microsoft-com:office:office" xmlns:oel="http://schemas.microsoft.com/office/2019/extlst" xmlns:r="http://schemas.openxmlformats.org/officeDocument/2006/relationships" xmlns:m="http://schemas.openxmlformats.org/officeDocument/2006/math" xmlns:v="urn:schemas-microsoft-com:vml" xmlns:wp14="http://schemas.microsoft.com/office/word/2010/wordprocessingDrawing" xmlns:wp="http://schemas.openxmlformats.org/drawingml/2006/wordprocessingDrawing" xmlns:w10="urn:schemas-microsoft-com:office:word" xmlns:w="http://schemas.openxmlformats.org/wordprocessingml/2006/main" xmlns:w14="http://schemas.microsoft.com/office/word/2010/wordml" xmlns:w15="http://schemas.microsoft.com/office/word/2012/wordml" xmlns:w16cex="http://schemas.microsoft.com/office/word/2018/wordml/cex" xmlns:w16cid="http://schemas.microsoft.com/office/word/2016/wordml/cid" xmlns:w16="http://schemas.microsoft.com/office/word/2018/wordml" xmlns:w16du="http://schemas.microsoft.com/office/word/2023/wordml/word16du" xmlns:w16sdtdh="http://schemas.microsoft.com/office/word/2020/wordml/sdtdatahash" xmlns:w16sdtfl="http://schemas.microsoft.com/office/word/2024/wordml/sdtformatlock" xmlns:w16se="http://schemas.microsoft.com/office/word/2015/wordml/symex" xmlns:wpg="http://schemas.microsoft.com/office/word/2010/wordprocessingGroup" xmlns:wpi="http://schemas.microsoft.com/office/word/2010/wordprocessingInk" xmlns:wne="http://schemas.microsoft.com/office/word/2006/wordml" xmlns:wps="http://schemas.microsoft.com/office/word/2010/wordprocessingShape" mc:Ignorable="w14 w15 w16se w16cid w16 w16cex w16sdtdh w16sdtfl w16du wp14">
   <w:p>
     <w:pPr>
       <w:pStyle w:val="Header"/>
@@ -505,7 +535,7 @@
     <w:r>
       <w:tab/>
       <w:tab/>
-      <w:t>2026-06-17</w:t>
+      <w:t>2026-06-18</w:t>
       <w:br/>
       <w:br/>
     </w:r>
@@ -518,7 +548,7 @@
 </file>
 
 <file path=word/numbering.xml><?xml version="1.0" encoding="utf-8"?>
-<w:numbering xmlns:wpc="http://schemas.microsoft.com/office/word/2010/wordprocessingCanvas" xmlns:cx="http://schemas.microsoft.com/office/drawing/2014/chartex" xmlns:cx1="http://schemas.microsoft.com/office/drawing/2015/9/8/chartex" xmlns:cx2="http://schemas.microsoft.com/office/drawing/2015/10/21/chartex" xmlns:cx3="http://schemas.microsoft.com/office/drawing/2016/5/9/chartex" xmlns:cx4="http://schemas.microsoft.com/office/drawing/2016/5/10/chartex" xmlns:cx5="http://schemas.microsoft.com/office/drawing/2016/5/11/chartex" xmlns:cx6="http://schemas.microsoft.com/office/drawing/2016/5/12/chartex" xmlns:cx7="http://schemas.microsoft.com/office/drawing/2016/5/13/chartex" xmlns:cx8="http://schemas.microsoft.com/office/drawing/2016/5/14/chartex" xmlns:mc="http://schemas.openxmlformats.org/markup-compatibility/2006" xmlns:aink="http://schemas.microsoft.com/office/drawing/2016/ink" xmlns:am3d="http://schemas.microsoft.com/office/drawing/2017/model3d" xmlns:o="urn:schemas-microsoft-com:office:office" xmlns:oel="http://schemas.microsoft.com/office/2019/extlst" xmlns:r="http://schemas.openxmlformats.org/officeDocument/2006/relationships" xmlns:m="http://schemas.openxmlformats.org/officeDocument/2006/math" xmlns:v="urn:schemas-microsoft-com:vml" xmlns:wp14="http://schemas.microsoft.com/office/word/2010/wordprocessingDrawing" xmlns:wp="http://schemas.openxmlformats.org/drawingml/2006/wordprocessingDrawing" xmlns:w10="urn:schemas-microsoft-com:office:word" xmlns:w="http://schemas.openxmlformats.org/wordprocessingml/2006/main" xmlns:w14="http://schemas.microsoft.com/office/word/2010/wordml" xmlns:w15="http://schemas.microsoft.com/office/word/2012/wordml" xmlns:w16cex="http://schemas.microsoft.com/office/word/2018/wordml/cex" xmlns:w16cid="http://schemas.microsoft.com/office/word/2016/wordml/cid" xmlns:w16="http://schemas.microsoft.com/office/word/2018/wordml" xmlns:w16sdtdh="http://schemas.microsoft.com/office/word/2020/wordml/sdtdatahash" xmlns:w16se="http://schemas.microsoft.com/office/word/2015/wordml/symex" xmlns:wpg="http://schemas.microsoft.com/office/word/2010/wordprocessingGroup" xmlns:wpi="http://schemas.microsoft.com/office/word/2010/wordprocessingInk" xmlns:wne="http://schemas.microsoft.com/office/word/2006/wordml" xmlns:wps="http://schemas.microsoft.com/office/word/2010/wordprocessingShape" mc:Ignorable="w14 w15 w16se w16cid w16 w16cex w16sdtdh wp14">
+<w:numbering xmlns:wpc="http://schemas.microsoft.com/office/word/2010/wordprocessingCanvas" xmlns:cx="http://schemas.microsoft.com/office/drawing/2014/chartex" xmlns:cx1="http://schemas.microsoft.com/office/drawing/2015/9/8/chartex" xmlns:cx2="http://schemas.microsoft.com/office/drawing/2015/10/21/chartex" xmlns:cx3="http://schemas.microsoft.com/office/drawing/2016/5/9/chartex" xmlns:cx4="http://schemas.microsoft.com/office/drawing/2016/5/10/chartex" xmlns:cx5="http://schemas.microsoft.com/office/drawing/2016/5/11/chartex" xmlns:cx6="http://schemas.microsoft.com/office/drawing/2016/5/12/chartex" xmlns:cx7="http://schemas.microsoft.com/office/drawing/2016/5/13/chartex" xmlns:cx8="http://schemas.microsoft.com/office/drawing/2016/5/14/chartex" xmlns:mc="http://schemas.openxmlformats.org/markup-compatibility/2006" xmlns:aink="http://schemas.microsoft.com/office/drawing/2016/ink" xmlns:am3d="http://schemas.microsoft.com/office/drawing/2017/model3d" xmlns:o="urn:schemas-microsoft-com:office:office" xmlns:oel="http://schemas.microsoft.com/office/2019/extlst" xmlns:r="http://schemas.openxmlformats.org/officeDocument/2006/relationships" xmlns:m="http://schemas.openxmlformats.org/officeDocument/2006/math" xmlns:v="urn:schemas-microsoft-com:vml" xmlns:wp14="http://schemas.microsoft.com/office/word/2010/wordprocessingDrawing" xmlns:wp="http://schemas.openxmlformats.org/drawingml/2006/wordprocessingDrawing" xmlns:w10="urn:schemas-microsoft-com:office:word" xmlns:w="http://schemas.openxmlformats.org/wordprocessingml/2006/main" xmlns:w14="http://schemas.microsoft.com/office/word/2010/wordml" xmlns:w15="http://schemas.microsoft.com/office/word/2012/wordml" xmlns:w16cex="http://schemas.microsoft.com/office/word/2018/wordml/cex" xmlns:w16cid="http://schemas.microsoft.com/office/word/2016/wordml/cid" xmlns:w16="http://schemas.microsoft.com/office/word/2018/wordml" xmlns:w16du="http://schemas.microsoft.com/office/word/2023/wordml/word16du" xmlns:w16sdtdh="http://schemas.microsoft.com/office/word/2020/wordml/sdtdatahash" xmlns:w16sdtfl="http://schemas.microsoft.com/office/word/2024/wordml/sdtformatlock" xmlns:w16se="http://schemas.microsoft.com/office/word/2015/wordml/symex" xmlns:wpg="http://schemas.microsoft.com/office/word/2010/wordprocessingGroup" xmlns:wpi="http://schemas.microsoft.com/office/word/2010/wordprocessingInk" xmlns:wne="http://schemas.microsoft.com/office/word/2006/wordml" xmlns:wps="http://schemas.microsoft.com/office/word/2010/wordprocessingShape" mc:Ignorable="w14 w15 w16se w16cid w16 w16cex w16sdtdh w16sdtfl w16du wp14">
   <w:abstractNum w:abstractNumId="0" w15:restartNumberingAfterBreak="0">
     <w:nsid w:val="FFFFFF7C"/>
     <w:multiLevelType w:val="singleLevel"/>
@@ -721,7 +751,7 @@
 </file>
 
 <file path=word/styles.xml><?xml version="1.0" encoding="utf-8"?>
-<w:styles xmlns:mc="http://schemas.openxmlformats.org/markup-compatibility/2006" xmlns:r="http://schemas.openxmlformats.org/officeDocument/2006/relationships" xmlns:w="http://schemas.openxmlformats.org/wordprocessingml/2006/main" xmlns:w14="http://schemas.microsoft.com/office/word/2010/wordml" xmlns:w15="http://schemas.microsoft.com/office/word/2012/wordml" xmlns:w16cex="http://schemas.microsoft.com/office/word/2018/wordml/cex" xmlns:w16cid="http://schemas.microsoft.com/office/word/2016/wordml/cid" xmlns:w16="http://schemas.microsoft.com/office/word/2018/wordml" xmlns:w16sdtdh="http://schemas.microsoft.com/office/word/2020/wordml/sdtdatahash" xmlns:w16se="http://schemas.microsoft.com/office/word/2015/wordml/symex" mc:Ignorable="w14 w15 w16se w16cid w16 w16cex w16sdtdh">
+<w:styles xmlns:mc="http://schemas.openxmlformats.org/markup-compatibility/2006" xmlns:r="http://schemas.openxmlformats.org/officeDocument/2006/relationships" xmlns:w="http://schemas.openxmlformats.org/wordprocessingml/2006/main" xmlns:w14="http://schemas.microsoft.com/office/word/2010/wordml" xmlns:w15="http://schemas.microsoft.com/office/word/2012/wordml" xmlns:w16cex="http://schemas.microsoft.com/office/word/2018/wordml/cex" xmlns:w16cid="http://schemas.microsoft.com/office/word/2016/wordml/cid" xmlns:w16="http://schemas.microsoft.com/office/word/2018/wordml" xmlns:w16du="http://schemas.microsoft.com/office/word/2023/wordml/word16du" xmlns:w16sdtdh="http://schemas.microsoft.com/office/word/2020/wordml/sdtdatahash" xmlns:w16sdtfl="http://schemas.microsoft.com/office/word/2024/wordml/sdtformatlock" xmlns:w16se="http://schemas.microsoft.com/office/word/2015/wordml/symex" mc:Ignorable="w14 w15 w16se w16cid w16 w16cex w16sdtdh w16sdtfl w16du">
   <w:docDefaults>
     <w:rPrDefault>
       <w:rPr>
@@ -1479,7 +1509,7 @@
     <w:link w:val="TitleChar"/>
     <w:uiPriority w:val="10"/>
     <w:qFormat/>
-    <w:rsid w:val="007106C8"/>
+    <w:rsid w:val="00E854FA"/>
     <w:pPr>
       <w:spacing w:after="300" w:line="240" w:lineRule="auto"/>
       <w:contextualSpacing/>
@@ -1489,7 +1519,7 @@
       <w:rFonts w:eastAsiaTheme="majorEastAsia" w:cstheme="majorBidi"/>
       <w:spacing w:val="5"/>
       <w:kern w:val="28"/>
-      <w:sz w:val="52"/>
+      <w:sz w:val="40"/>
       <w:szCs w:val="52"/>
       <w:lang w:val="sv-SE" w:eastAsia="en-US" w:bidi="ar-SA"/>
     </w:rPr>
@@ -1499,12 +1529,12 @@
     <w:basedOn w:val="DefaultParagraphFont"/>
     <w:link w:val="Title"/>
     <w:uiPriority w:val="10"/>
-    <w:rsid w:val="007106C8"/>
+    <w:rsid w:val="00E854FA"/>
     <w:rPr>
       <w:rFonts w:ascii="Times New Roman" w:eastAsiaTheme="majorEastAsia" w:hAnsi="Times New Roman" w:cstheme="majorBidi"/>
       <w:spacing w:val="5"/>
       <w:kern w:val="28"/>
-      <w:sz w:val="52"/>
+      <w:sz w:val="40"/>
       <w:szCs w:val="52"/>
       <w:lang w:val="sv-SE" w:eastAsia="en-US" w:bidi="ar-SA"/>
     </w:rPr>

--- a/tillsyn/A 47886-2023 tillsynsbegäran.docx
+++ b/tillsyn/A 47886-2023 tillsynsbegäran.docx
@@ -535,7 +535,7 @@
     <w:r>
       <w:tab/>
       <w:tab/>
-      <w:t>2026-06-18</w:t>
+      <w:t>2026-06-19</w:t>
       <w:br/>
       <w:br/>
     </w:r>

--- a/tillsyn/A 47886-2023 tillsynsbegäran.docx
+++ b/tillsyn/A 47886-2023 tillsynsbegäran.docx
@@ -535,7 +535,7 @@
     <w:r>
       <w:tab/>
       <w:tab/>
-      <w:t>2026-06-19</w:t>
+      <w:t>2026-06-20</w:t>
       <w:br/>
       <w:br/>
     </w:r>

--- a/tillsyn/A 47886-2023 tillsynsbegäran.docx
+++ b/tillsyn/A 47886-2023 tillsynsbegäran.docx
@@ -12,10 +12,7 @@
     </w:p>
     <w:p>
       <w:r>
-        <w:t>Detta dokument behandlar höga naturvärden i avverkningsanmälan A 47886-2023 i Katrineholms kommun som inkom 2023-10-05 och omfattar 22,0 ha.</w:t>
-      </w:r>
-      <w:r>
-        <w:t xml:space="preserve"> I Figur 1 visas fyndplatser för naturvårdsarter i området, som finns registrerade på Artportalen.</w:t>
+        <w:t>Denna tillsynsbegäran behandlar höga naturvärden i avverkningsanmälan A 47886-2023 i Katrineholms kommun som inkom 2023-10-05 och omfattar 22,0 ha.</w:t>
       </w:r>
     </w:p>
     <w:p>
@@ -63,7 +60,20 @@
         <w:spacing w:after="240"/>
       </w:pPr>
       <w:r>
-        <w:t>Figur 1. Fyndplatser för naturvårdsarter i och inom 24 meter från avverkningsanmälan (röd linje). Inom parentes anges rödlistekategorier, S för signalarter, Tför typiska arter och fridlysningsparagrafer i artskyddsförordningen.Markörer utan svart kant är placerade på fyndplatsen. Markörer med svart kant är placerade vid sidan av fyndplatsen och har ett svart streck som visar fyndplatsens exakta position. Kartans mittpunktskoordinat är N 6531494, E 573806 i SWEREF 99 TM.</w:t>
+        <w:t>Figur 1. Fyndplatser för naturvårdsarter i och inom 24 meter från avverkningsanmälan. Markörer utan svart kant är placerade på fyndplatsen. Markörer med svart kant är placerade vid sidan av fyndplatsen har ett svart streck som visar fyndplatsens exakta position. Kartans mittpunktskoordinat är N 6531494, E 573806 i SWEREF 99 TM.</w:t>
+      </w:r>
+    </w:p>
+    <w:p>
+      <w:r>
+        <w:t>I och inom 24 meter från avverkningsanmälan finns fynd av 5 naturvårdsarter, varav 1 är rödlistad, 1 är fridlyst, 2 är typiska (T) och 3 är signalarter (S): tallticka (NT, T), björksplintborre (S), jättesvampmal (S), mindre märgborre (S, T) och fläcknycklar (§8). Se Figur 1.</w:t>
+      </w:r>
+    </w:p>
+    <w:p>
+      <w:pPr>
+        <w:pStyle w:val="Heading1"/>
+      </w:pPr>
+      <w:r>
+        <w:t>Tillsynsbegäran</w:t>
       </w:r>
     </w:p>
     <w:p>
@@ -77,47 +87,45 @@
       </w:r>
     </w:p>
     <w:p>
-      <w:r>
-        <w:t>Nedan beskrivs fynd av naturvårdsarter och fridlysta arter som gjorts i det avverkningsanmälda området. I BILAGA 1 finns artfakta om rödlistade arter.</w:t>
-      </w:r>
-    </w:p>
-    <w:p>
       <w:pPr>
         <w:pStyle w:val="Heading1"/>
       </w:pPr>
       <w:r>
-        <w:t>Naturvårdsarter</w:t>
+        <w:t>Naturvårdsarter och fridlysta arter</w:t>
       </w:r>
     </w:p>
     <w:p>
       <w:r>
-        <w:t>I och inom 24 meter från avverkningsanmälan har följande 5 naturvårdsarter hittats: tallticka (NT, T), björksplintborre (S), jättesvampmal (S), mindre märgborre (S, T) och fläcknycklar (§8). Av dessa är 1 rödlistade. För rödlistade arter har rödlistekategorin angivits inom parentes. Arter som är signalarter enligt Skogsstyrelsen har markerats med (S). Typiska arter inom Natura 2000 som är kopplade till skogsekosystem har markerats med (T). För fridlysta arter anges även paragrafen i Artskyddsförordningen som arten är fridlyst enligt.</w:t>
+        <w:t>Nedan följer beskrivningar av de naturvårdsarter och fridlysta arter som har sina livsmiljöer och växtplatser i den avverkningsanmälda skogen. Se även ytterligare artfakta i BILAGA 1. De påträffade naturvårdsarterna är ett tydligt kvitto på att det rör sig om en skog med höga naturvärden.</w:t>
       </w:r>
     </w:p>
     <w:p>
       <w:r>
-        <w:t>De påträffade naturvårdsarterna är ett tydligt kvitto på att det rör sig om en skog med höga naturvärden.</w:t>
+        <w:rPr>
+          <w:b/>
+        </w:rPr>
+        <w:t xml:space="preserve">Tallticka (NT) </w:t>
       </w:r>
-    </w:p>
-    <w:p>
-      <w:pPr>
-        <w:pStyle w:val="Heading2"/>
-      </w:pPr>
       <w:r>
-        <w:t>Fridlysta arter</w:t>
+        <w:t xml:space="preserve">uppträder först på tallar som är 100–150 år gamla men är vanligast på träd som är runt 150–200 år eller äldre. I skogslandskapet är den främst knuten till tallnaturskogar och restbiotoper med biologiskt gamla träd och signalerar vanligtvis skyddsvärda tallbestånd med höga naturvärden. Tallticka är typisk art för </w:t>
       </w:r>
-    </w:p>
-    <w:p>
       <w:r>
-        <w:t>Följande fridlysta arter har sina livsmiljöer och växtplatser i den avverkningsanmälda skogen: fläcknycklar (§8).</w:t>
+        <w:rPr>
+          <w:i/>
+        </w:rPr>
+        <w:t xml:space="preserve">9010 Taiga </w:t>
       </w:r>
-    </w:p>
-    <w:p>
-      <w:pPr>
-        <w:pStyle w:val="Heading2"/>
-      </w:pPr>
       <w:r>
-        <w:t>Övriga naturvårdsarter</w:t>
+        <w:t xml:space="preserve">och </w:t>
+      </w:r>
+      <w:r>
+        <w:rPr>
+          <w:i/>
+        </w:rPr>
+        <w:t>9060 Åsbarrskog</w:t>
+      </w:r>
+      <w:r>
+        <w:t xml:space="preserve"> (SLU Artdatabanken, 2023; Nitare &amp; Skogsstyrelsen, 2019).</w:t>
       </w:r>
     </w:p>
     <w:p>
@@ -169,35 +177,6 @@
       </w:r>
       <w:r>
         <w:t xml:space="preserve"> (SLU Artdatabanken, 2026; Pettersson, 2014; Hedgren, 2012; Gunnarsson m fl., 1999).</w:t>
-      </w:r>
-    </w:p>
-    <w:p>
-      <w:r>
-        <w:rPr>
-          <w:b/>
-        </w:rPr>
-        <w:t xml:space="preserve">Tallticka (NT) </w:t>
-      </w:r>
-      <w:r>
-        <w:t xml:space="preserve">uppträder först på tallar som är 100–150 år gamla men är vanligast på träd som är runt 150–200 år eller äldre. I skogslandskapet är den främst knuten till tallnaturskogar och restbiotoper med biologiskt gamla träd och signalerar vanligtvis skyddsvärda tallbestånd med höga naturvärden. Tallticka är typisk art för </w:t>
-      </w:r>
-      <w:r>
-        <w:rPr>
-          <w:i/>
-        </w:rPr>
-        <w:t xml:space="preserve">9010 Taiga </w:t>
-      </w:r>
-      <w:r>
-        <w:t xml:space="preserve">och </w:t>
-      </w:r>
-      <w:r>
-        <w:rPr>
-          <w:i/>
-        </w:rPr>
-        <w:t>9060 Åsbarrskog</w:t>
-      </w:r>
-      <w:r>
-        <w:t xml:space="preserve"> (SLU Artdatabanken, 2023; Nitare &amp; Skogsstyrelsen, 2019).</w:t>
       </w:r>
     </w:p>
     <w:p>
@@ -535,7 +514,7 @@
     <w:r>
       <w:tab/>
       <w:tab/>
-      <w:t>2026-06-20</w:t>
+      <w:t>2026-06-21</w:t>
       <w:br/>
       <w:br/>
     </w:r>

--- a/tillsyn/A 47886-2023 tillsynsbegäran.docx
+++ b/tillsyn/A 47886-2023 tillsynsbegäran.docx
@@ -514,7 +514,7 @@
     <w:r>
       <w:tab/>
       <w:tab/>
-      <w:t>2026-06-21</w:t>
+      <w:t>2026-06-22</w:t>
       <w:br/>
       <w:br/>
     </w:r>

--- a/tillsyn/A 47886-2023 tillsynsbegäran.docx
+++ b/tillsyn/A 47886-2023 tillsynsbegäran.docx
@@ -514,7 +514,7 @@
     <w:r>
       <w:tab/>
       <w:tab/>
-      <w:t>2026-06-22</w:t>
+      <w:t>2026-06-23</w:t>
       <w:br/>
       <w:br/>
     </w:r>

--- a/tillsyn/A 47886-2023 tillsynsbegäran.docx
+++ b/tillsyn/A 47886-2023 tillsynsbegäran.docx
@@ -514,7 +514,7 @@
     <w:r>
       <w:tab/>
       <w:tab/>
-      <w:t>2026-06-23</w:t>
+      <w:t>2026-06-24</w:t>
       <w:br/>
       <w:br/>
     </w:r>

--- a/tillsyn/A 47886-2023 tillsynsbegäran.docx
+++ b/tillsyn/A 47886-2023 tillsynsbegäran.docx
@@ -514,7 +514,7 @@
     <w:r>
       <w:tab/>
       <w:tab/>
-      <w:t>2026-06-24</w:t>
+      <w:t>2026-06-25</w:t>
       <w:br/>
       <w:br/>
     </w:r>

--- a/tillsyn/A 47886-2023 tillsynsbegäran.docx
+++ b/tillsyn/A 47886-2023 tillsynsbegäran.docx
@@ -514,7 +514,7 @@
     <w:r>
       <w:tab/>
       <w:tab/>
-      <w:t>2026-06-25</w:t>
+      <w:t>2026-06-26</w:t>
       <w:br/>
       <w:br/>
     </w:r>

--- a/tillsyn/A 47886-2023 tillsynsbegäran.docx
+++ b/tillsyn/A 47886-2023 tillsynsbegäran.docx
@@ -514,7 +514,7 @@
     <w:r>
       <w:tab/>
       <w:tab/>
-      <w:t>2026-06-26</w:t>
+      <w:t>2026-06-27</w:t>
       <w:br/>
       <w:br/>
     </w:r>

--- a/tillsyn/A 47886-2023 tillsynsbegäran.docx
+++ b/tillsyn/A 47886-2023 tillsynsbegäran.docx
@@ -514,7 +514,7 @@
     <w:r>
       <w:tab/>
       <w:tab/>
-      <w:t>2026-06-27</w:t>
+      <w:t>2026-06-28</w:t>
       <w:br/>
       <w:br/>
     </w:r>

--- a/tillsyn/A 47886-2023 tillsynsbegäran.docx
+++ b/tillsyn/A 47886-2023 tillsynsbegäran.docx
@@ -514,7 +514,7 @@
     <w:r>
       <w:tab/>
       <w:tab/>
-      <w:t>2026-06-28</w:t>
+      <w:t>2026-06-29</w:t>
       <w:br/>
       <w:br/>
     </w:r>

--- a/tillsyn/A 47886-2023 tillsynsbegäran.docx
+++ b/tillsyn/A 47886-2023 tillsynsbegäran.docx
@@ -514,7 +514,7 @@
     <w:r>
       <w:tab/>
       <w:tab/>
-      <w:t>2026-06-29</w:t>
+      <w:t>2026-06-30</w:t>
       <w:br/>
       <w:br/>
     </w:r>

--- a/tillsyn/A 47886-2023 tillsynsbegäran.docx
+++ b/tillsyn/A 47886-2023 tillsynsbegäran.docx
@@ -514,7 +514,7 @@
     <w:r>
       <w:tab/>
       <w:tab/>
-      <w:t>2026-06-30</w:t>
+      <w:t>2026-07-01</w:t>
       <w:br/>
       <w:br/>
     </w:r>

--- a/tillsyn/A 47886-2023 tillsynsbegäran.docx
+++ b/tillsyn/A 47886-2023 tillsynsbegäran.docx
@@ -514,7 +514,7 @@
     <w:r>
       <w:tab/>
       <w:tab/>
-      <w:t>2026-07-01</w:t>
+      <w:t>2026-07-02</w:t>
       <w:br/>
       <w:br/>
     </w:r>

--- a/tillsyn/A 47886-2023 tillsynsbegäran.docx
+++ b/tillsyn/A 47886-2023 tillsynsbegäran.docx
@@ -514,7 +514,7 @@
     <w:r>
       <w:tab/>
       <w:tab/>
-      <w:t>2026-07-13</w:t>
+      <w:t>2026-07-14</w:t>
       <w:br/>
       <w:br/>
     </w:r>

--- a/tillsyn/A 47886-2023 tillsynsbegäran.docx
+++ b/tillsyn/A 47886-2023 tillsynsbegäran.docx
@@ -514,7 +514,7 @@
     <w:r>
       <w:tab/>
       <w:tab/>
-      <w:t>2026-07-14</w:t>
+      <w:t>2026-07-15</w:t>
       <w:br/>
       <w:br/>
     </w:r>

--- a/tillsyn/A 47886-2023 tillsynsbegäran.docx
+++ b/tillsyn/A 47886-2023 tillsynsbegäran.docx
@@ -514,7 +514,7 @@
     <w:r>
       <w:tab/>
       <w:tab/>
-      <w:t>2026-07-15</w:t>
+      <w:t>2026-07-16</w:t>
       <w:br/>
       <w:br/>
     </w:r>

--- a/tillsyn/A 47886-2023 tillsynsbegäran.docx
+++ b/tillsyn/A 47886-2023 tillsynsbegäran.docx
@@ -514,7 +514,7 @@
     <w:r>
       <w:tab/>
       <w:tab/>
-      <w:t>2026-07-16</w:t>
+      <w:t>2026-07-17</w:t>
       <w:br/>
       <w:br/>
     </w:r>

--- a/tillsyn/A 47886-2023 tillsynsbegäran.docx
+++ b/tillsyn/A 47886-2023 tillsynsbegäran.docx
@@ -514,7 +514,7 @@
     <w:r>
       <w:tab/>
       <w:tab/>
-      <w:t>2026-07-17</w:t>
+      <w:t>2026-07-18</w:t>
       <w:br/>
       <w:br/>
     </w:r>

--- a/tillsyn/A 47886-2023 tillsynsbegäran.docx
+++ b/tillsyn/A 47886-2023 tillsynsbegäran.docx
@@ -514,7 +514,7 @@
     <w:r>
       <w:tab/>
       <w:tab/>
-      <w:t>2026-07-18</w:t>
+      <w:t>2026-07-19</w:t>
       <w:br/>
       <w:br/>
     </w:r>

--- a/tillsyn/A 47886-2023 tillsynsbegäran.docx
+++ b/tillsyn/A 47886-2023 tillsynsbegäran.docx
@@ -514,7 +514,7 @@
     <w:r>
       <w:tab/>
       <w:tab/>
-      <w:t>2026-07-19</w:t>
+      <w:t>2026-07-20</w:t>
       <w:br/>
       <w:br/>
     </w:r>

--- a/tillsyn/A 47886-2023 tillsynsbegäran.docx
+++ b/tillsyn/A 47886-2023 tillsynsbegäran.docx
@@ -514,7 +514,7 @@
     <w:r>
       <w:tab/>
       <w:tab/>
-      <w:t>2026-07-20</w:t>
+      <w:t>2026-07-21</w:t>
       <w:br/>
       <w:br/>
     </w:r>

--- a/tillsyn/A 47886-2023 tillsynsbegäran.docx
+++ b/tillsyn/A 47886-2023 tillsynsbegäran.docx
@@ -514,7 +514,7 @@
     <w:r>
       <w:tab/>
       <w:tab/>
-      <w:t>2026-07-21</w:t>
+      <w:t>2026-07-22</w:t>
       <w:br/>
       <w:br/>
     </w:r>

--- a/tillsyn/A 47886-2023 tillsynsbegäran.docx
+++ b/tillsyn/A 47886-2023 tillsynsbegäran.docx
@@ -514,7 +514,7 @@
     <w:r>
       <w:tab/>
       <w:tab/>
-      <w:t>2026-07-22</w:t>
+      <w:t>2026-07-23</w:t>
       <w:br/>
       <w:br/>
     </w:r>

--- a/tillsyn/A 47886-2023 tillsynsbegäran.docx
+++ b/tillsyn/A 47886-2023 tillsynsbegäran.docx
@@ -514,7 +514,7 @@
     <w:r>
       <w:tab/>
       <w:tab/>
-      <w:t>2026-07-23</w:t>
+      <w:t>2026-07-24</w:t>
       <w:br/>
       <w:br/>
     </w:r>

--- a/tillsyn/A 47886-2023 tillsynsbegäran.docx
+++ b/tillsyn/A 47886-2023 tillsynsbegäran.docx
@@ -514,7 +514,7 @@
     <w:r>
       <w:tab/>
       <w:tab/>
-      <w:t>2026-07-24</w:t>
+      <w:t>2026-07-25</w:t>
       <w:br/>
       <w:br/>
     </w:r>

--- a/tillsyn/A 47886-2023 tillsynsbegäran.docx
+++ b/tillsyn/A 47886-2023 tillsynsbegäran.docx
@@ -514,7 +514,7 @@
     <w:r>
       <w:tab/>
       <w:tab/>
-      <w:t>2026-07-25</w:t>
+      <w:t>2026-07-26</w:t>
       <w:br/>
       <w:br/>
     </w:r>

--- a/tillsyn/A 47886-2023 tillsynsbegäran.docx
+++ b/tillsyn/A 47886-2023 tillsynsbegäran.docx
@@ -514,7 +514,7 @@
     <w:r>
       <w:tab/>
       <w:tab/>
-      <w:t>2026-07-26</w:t>
+      <w:t>2026-07-27</w:t>
       <w:br/>
       <w:br/>
     </w:r>

--- a/tillsyn/A 47886-2023 tillsynsbegäran.docx
+++ b/tillsyn/A 47886-2023 tillsynsbegäran.docx
@@ -514,7 +514,7 @@
     <w:r>
       <w:tab/>
       <w:tab/>
-      <w:t>2026-07-27</w:t>
+      <w:t>2026-07-28</w:t>
       <w:br/>
       <w:br/>
     </w:r>

--- a/tillsyn/A 47886-2023 tillsynsbegäran.docx
+++ b/tillsyn/A 47886-2023 tillsynsbegäran.docx
@@ -514,7 +514,7 @@
     <w:r>
       <w:tab/>
       <w:tab/>
-      <w:t>2026-07-28</w:t>
+      <w:t>2026-07-29</w:t>
       <w:br/>
       <w:br/>
     </w:r>

--- a/tillsyn/A 47886-2023 tillsynsbegäran.docx
+++ b/tillsyn/A 47886-2023 tillsynsbegäran.docx
@@ -514,7 +514,7 @@
     <w:r>
       <w:tab/>
       <w:tab/>
-      <w:t>2026-07-29</w:t>
+      <w:t>2026-07-30</w:t>
       <w:br/>
       <w:br/>
     </w:r>

--- a/tillsyn/A 47886-2023 tillsynsbegäran.docx
+++ b/tillsyn/A 47886-2023 tillsynsbegäran.docx
@@ -514,7 +514,7 @@
     <w:r>
       <w:tab/>
       <w:tab/>
-      <w:t>2026-07-30</w:t>
+      <w:t>2026-07-31</w:t>
       <w:br/>
       <w:br/>
     </w:r>

--- a/tillsyn/A 47886-2023 tillsynsbegäran.docx
+++ b/tillsyn/A 47886-2023 tillsynsbegäran.docx
@@ -514,7 +514,7 @@
     <w:r>
       <w:tab/>
       <w:tab/>
-      <w:t>2026-07-31</w:t>
+      <w:t>2026-08-01</w:t>
       <w:br/>
       <w:br/>
     </w:r>

--- a/tillsyn/A 47886-2023 tillsynsbegäran.docx
+++ b/tillsyn/A 47886-2023 tillsynsbegäran.docx
@@ -514,7 +514,7 @@
     <w:r>
       <w:tab/>
       <w:tab/>
-      <w:t>2026-08-01</w:t>
+      <w:t>2026-08-02</w:t>
       <w:br/>
       <w:br/>
     </w:r>

--- a/tillsyn/A 47886-2023 tillsynsbegäran.docx
+++ b/tillsyn/A 47886-2023 tillsynsbegäran.docx
@@ -514,7 +514,7 @@
     <w:r>
       <w:tab/>
       <w:tab/>
-      <w:t>2026-08-02</w:t>
+      <w:t>2026-08-03</w:t>
       <w:br/>
       <w:br/>
     </w:r>

--- a/tillsyn/A 47886-2023 tillsynsbegäran.docx
+++ b/tillsyn/A 47886-2023 tillsynsbegäran.docx
@@ -514,7 +514,7 @@
     <w:r>
       <w:tab/>
       <w:tab/>
-      <w:t>2026-08-03</w:t>
+      <w:t>2026-08-05</w:t>
       <w:br/>
       <w:br/>
     </w:r>

--- a/tillsyn/A 47886-2023 tillsynsbegäran.docx
+++ b/tillsyn/A 47886-2023 tillsynsbegäran.docx
@@ -514,7 +514,7 @@
     <w:r>
       <w:tab/>
       <w:tab/>
-      <w:t>2026-08-05</w:t>
+      <w:t>2026-08-07</w:t>
       <w:br/>
       <w:br/>
     </w:r>

--- a/tillsyn/A 47886-2023 tillsynsbegäran.docx
+++ b/tillsyn/A 47886-2023 tillsynsbegäran.docx
@@ -514,7 +514,7 @@
     <w:r>
       <w:tab/>
       <w:tab/>
-      <w:t>2026-08-07</w:t>
+      <w:t>2026-08-08</w:t>
       <w:br/>
       <w:br/>
     </w:r>

--- a/tillsyn/A 47886-2023 tillsynsbegäran.docx
+++ b/tillsyn/A 47886-2023 tillsynsbegäran.docx
@@ -60,7 +60,7 @@
         <w:spacing w:after="240"/>
       </w:pPr>
       <w:r>
-        <w:t>Figur 1. Fyndplatser för naturvårdsarter i och inom 24 meter från avverkningsanmälan. Markörer utan svart kant är placerade på fyndplatsen. Markörer med svart kant är placerade vid sidan av fyndplatsen har ett svart streck som visar fyndplatsens exakta position. Kartans mittpunktskoordinat är N 6531494, E 573806 i SWEREF 99 TM.</w:t>
+        <w:t>Figur 1. Fyndplatser för naturvårdsarter i och inom 24 meter från avverkningsanmälan. Markörer utan svart kant är placerade på fyndplatsen. Markörer med svart kant är placerade vid sidan av fyndplatsen och har ett svart streck som visar fyndplatsens exakta position. Kartans mittpunktskoordinat är N 6531494, E 573806 i SWEREF 99 TM.</w:t>
       </w:r>
     </w:p>
     <w:p>
@@ -514,7 +514,7 @@
     <w:r>
       <w:tab/>
       <w:tab/>
-      <w:t>2026-08-14</w:t>
+      <w:t>2026-08-15</w:t>
       <w:br/>
       <w:br/>
     </w:r>

--- a/tillsyn/A 47886-2023 tillsynsbegäran.docx
+++ b/tillsyn/A 47886-2023 tillsynsbegäran.docx
@@ -514,7 +514,7 @@
     <w:r>
       <w:tab/>
       <w:tab/>
-      <w:t>2026-08-15</w:t>
+      <w:t>2026-08-16</w:t>
       <w:br/>
       <w:br/>
     </w:r>

--- a/tillsyn/A 47886-2023 tillsynsbegäran.docx
+++ b/tillsyn/A 47886-2023 tillsynsbegäran.docx
@@ -514,7 +514,7 @@
     <w:r>
       <w:tab/>
       <w:tab/>
-      <w:t>2026-08-16</w:t>
+      <w:t>2026-08-17</w:t>
       <w:br/>
       <w:br/>
     </w:r>

--- a/tillsyn/A 47886-2023 tillsynsbegäran.docx
+++ b/tillsyn/A 47886-2023 tillsynsbegäran.docx
@@ -514,7 +514,7 @@
     <w:r>
       <w:tab/>
       <w:tab/>
-      <w:t>2026-08-17</w:t>
+      <w:t>2026-08-18</w:t>
       <w:br/>
       <w:br/>
     </w:r>

--- a/tillsyn/A 47886-2023 tillsynsbegäran.docx
+++ b/tillsyn/A 47886-2023 tillsynsbegäran.docx
@@ -514,7 +514,7 @@
     <w:r>
       <w:tab/>
       <w:tab/>
-      <w:t>2026-08-18</w:t>
+      <w:t>2026-08-19</w:t>
       <w:br/>
       <w:br/>
     </w:r>

--- a/tillsyn/A 47886-2023 tillsynsbegäran.docx
+++ b/tillsyn/A 47886-2023 tillsynsbegäran.docx
@@ -514,7 +514,7 @@
     <w:r>
       <w:tab/>
       <w:tab/>
-      <w:t>2026-08-19</w:t>
+      <w:t>2026-08-20</w:t>
       <w:br/>
       <w:br/>
     </w:r>

--- a/tillsyn/A 47886-2023 tillsynsbegäran.docx
+++ b/tillsyn/A 47886-2023 tillsynsbegäran.docx
@@ -514,7 +514,7 @@
     <w:r>
       <w:tab/>
       <w:tab/>
-      <w:t>2026-08-20</w:t>
+      <w:t>2026-08-21</w:t>
       <w:br/>
       <w:br/>
     </w:r>

--- a/tillsyn/A 47886-2023 tillsynsbegäran.docx
+++ b/tillsyn/A 47886-2023 tillsynsbegäran.docx
@@ -514,7 +514,7 @@
     <w:r>
       <w:tab/>
       <w:tab/>
-      <w:t>2026-08-21</w:t>
+      <w:t>2026-08-22</w:t>
       <w:br/>
       <w:br/>
     </w:r>

--- a/tillsyn/A 47886-2023 tillsynsbegäran.docx
+++ b/tillsyn/A 47886-2023 tillsynsbegäran.docx
@@ -514,7 +514,7 @@
     <w:r>
       <w:tab/>
       <w:tab/>
-      <w:t>2026-08-22</w:t>
+      <w:t>2026-08-23</w:t>
       <w:br/>
       <w:br/>
     </w:r>

--- a/tillsyn/A 47886-2023 tillsynsbegäran.docx
+++ b/tillsyn/A 47886-2023 tillsynsbegäran.docx
@@ -514,7 +514,7 @@
     <w:r>
       <w:tab/>
       <w:tab/>
-      <w:t>2026-08-23</w:t>
+      <w:t>2026-08-24</w:t>
       <w:br/>
       <w:br/>
     </w:r>

--- a/tillsyn/A 47886-2023 tillsynsbegäran.docx
+++ b/tillsyn/A 47886-2023 tillsynsbegäran.docx
@@ -514,7 +514,7 @@
     <w:r>
       <w:tab/>
       <w:tab/>
-      <w:t>2026-08-24</w:t>
+      <w:t>2026-08-25</w:t>
       <w:br/>
       <w:br/>
     </w:r>

--- a/tillsyn/A 47886-2023 tillsynsbegäran.docx
+++ b/tillsyn/A 47886-2023 tillsynsbegäran.docx
@@ -514,7 +514,7 @@
     <w:r>
       <w:tab/>
       <w:tab/>
-      <w:t>2026-08-25</w:t>
+      <w:t>2026-08-26</w:t>
       <w:br/>
       <w:br/>
     </w:r>

--- a/tillsyn/A 47886-2023 tillsynsbegäran.docx
+++ b/tillsyn/A 47886-2023 tillsynsbegäran.docx
@@ -514,7 +514,7 @@
     <w:r>
       <w:tab/>
       <w:tab/>
-      <w:t>2026-08-26</w:t>
+      <w:t>2026-08-27</w:t>
       <w:br/>
       <w:br/>
     </w:r>

--- a/tillsyn/A 47886-2023 tillsynsbegäran.docx
+++ b/tillsyn/A 47886-2023 tillsynsbegäran.docx
@@ -514,7 +514,7 @@
     <w:r>
       <w:tab/>
       <w:tab/>
-      <w:t>2026-08-27</w:t>
+      <w:t>2026-08-28</w:t>
       <w:br/>
       <w:br/>
     </w:r>

--- a/tillsyn/A 47886-2023 tillsynsbegäran.docx
+++ b/tillsyn/A 47886-2023 tillsynsbegäran.docx
@@ -514,7 +514,7 @@
     <w:r>
       <w:tab/>
       <w:tab/>
-      <w:t>2026-08-28</w:t>
+      <w:t>2026-08-29</w:t>
       <w:br/>
       <w:br/>
     </w:r>

--- a/tillsyn/A 47886-2023 tillsynsbegäran.docx
+++ b/tillsyn/A 47886-2023 tillsynsbegäran.docx
@@ -514,7 +514,7 @@
     <w:r>
       <w:tab/>
       <w:tab/>
-      <w:t>2026-08-29</w:t>
+      <w:t>2026-08-31</w:t>
       <w:br/>
       <w:br/>
     </w:r>

--- a/tillsyn/A 47886-2023 tillsynsbegäran.docx
+++ b/tillsyn/A 47886-2023 tillsynsbegäran.docx
@@ -514,7 +514,7 @@
     <w:r>
       <w:tab/>
       <w:tab/>
-      <w:t>2026-08-31</w:t>
+      <w:t>2026-09-01</w:t>
       <w:br/>
       <w:br/>
     </w:r>

--- a/tillsyn/A 47886-2023 tillsynsbegäran.docx
+++ b/tillsyn/A 47886-2023 tillsynsbegäran.docx
@@ -514,7 +514,7 @@
     <w:r>
       <w:tab/>
       <w:tab/>
-      <w:t>2026-09-01</w:t>
+      <w:t>2026-09-02</w:t>
       <w:br/>
       <w:br/>
     </w:r>

--- a/tillsyn/A 47886-2023 tillsynsbegäran.docx
+++ b/tillsyn/A 47886-2023 tillsynsbegäran.docx
@@ -514,7 +514,7 @@
     <w:r>
       <w:tab/>
       <w:tab/>
-      <w:t>2026-09-02</w:t>
+      <w:t>2026-09-03</w:t>
       <w:br/>
       <w:br/>
     </w:r>

--- a/tillsyn/A 47886-2023 tillsynsbegäran.docx
+++ b/tillsyn/A 47886-2023 tillsynsbegäran.docx
@@ -514,7 +514,7 @@
     <w:r>
       <w:tab/>
       <w:tab/>
-      <w:t>2026-09-03</w:t>
+      <w:t>2026-09-04</w:t>
       <w:br/>
       <w:br/>
     </w:r>

--- a/tillsyn/A 47886-2023 tillsynsbegäran.docx
+++ b/tillsyn/A 47886-2023 tillsynsbegäran.docx
@@ -514,7 +514,7 @@
     <w:r>
       <w:tab/>
       <w:tab/>
-      <w:t>2026-09-04</w:t>
+      <w:t>2026-09-05</w:t>
       <w:br/>
       <w:br/>
     </w:r>

--- a/tillsyn/A 47886-2023 tillsynsbegäran.docx
+++ b/tillsyn/A 47886-2023 tillsynsbegäran.docx
@@ -514,7 +514,7 @@
     <w:r>
       <w:tab/>
       <w:tab/>
-      <w:t>2026-09-05</w:t>
+      <w:t>2026-09-06</w:t>
       <w:br/>
       <w:br/>
     </w:r>

--- a/tillsyn/A 47886-2023 tillsynsbegäran.docx
+++ b/tillsyn/A 47886-2023 tillsynsbegäran.docx
@@ -514,7 +514,7 @@
     <w:r>
       <w:tab/>
       <w:tab/>
-      <w:t>2026-09-06</w:t>
+      <w:t>2026-09-07</w:t>
       <w:br/>
       <w:br/>
     </w:r>

--- a/tillsyn/A 47886-2023 tillsynsbegäran.docx
+++ b/tillsyn/A 47886-2023 tillsynsbegäran.docx
@@ -514,7 +514,7 @@
     <w:r>
       <w:tab/>
       <w:tab/>
-      <w:t>2026-09-07</w:t>
+      <w:t>2026-09-08</w:t>
       <w:br/>
       <w:br/>
     </w:r>

--- a/tillsyn/A 47886-2023 tillsynsbegäran.docx
+++ b/tillsyn/A 47886-2023 tillsynsbegäran.docx
@@ -514,7 +514,7 @@
     <w:r>
       <w:tab/>
       <w:tab/>
-      <w:t>2026-09-08</w:t>
+      <w:t>2026-09-09</w:t>
       <w:br/>
       <w:br/>
     </w:r>

--- a/tillsyn/A 47886-2023 tillsynsbegäran.docx
+++ b/tillsyn/A 47886-2023 tillsynsbegäran.docx
@@ -514,7 +514,7 @@
     <w:r>
       <w:tab/>
       <w:tab/>
-      <w:t>2026-09-09</w:t>
+      <w:t>2026-09-10</w:t>
       <w:br/>
       <w:br/>
     </w:r>

--- a/tillsyn/A 47886-2023 tillsynsbegäran.docx
+++ b/tillsyn/A 47886-2023 tillsynsbegäran.docx
@@ -514,7 +514,7 @@
     <w:r>
       <w:tab/>
       <w:tab/>
-      <w:t>2026-09-10</w:t>
+      <w:t>2026-09-11</w:t>
       <w:br/>
       <w:br/>
     </w:r>

--- a/tillsyn/A 47886-2023 tillsynsbegäran.docx
+++ b/tillsyn/A 47886-2023 tillsynsbegäran.docx
@@ -514,7 +514,7 @@
     <w:r>
       <w:tab/>
       <w:tab/>
-      <w:t>2026-09-11</w:t>
+      <w:t>2026-09-12</w:t>
       <w:br/>
       <w:br/>
     </w:r>

--- a/tillsyn/A 47886-2023 tillsynsbegäran.docx
+++ b/tillsyn/A 47886-2023 tillsynsbegäran.docx
@@ -514,7 +514,7 @@
     <w:r>
       <w:tab/>
       <w:tab/>
-      <w:t>2026-09-12</w:t>
+      <w:t>2026-09-13</w:t>
       <w:br/>
       <w:br/>
     </w:r>
